--- a/treasury-platform/docs/30-readiness/word/DOC-S01-threat-model.docx
+++ b/treasury-platform/docs/30-readiness/word/DOC-S01-threat-model.docx
@@ -663,7 +663,7 @@
                 <w:szCs w:val="18"/>
                 <w:rtl/>
               </w:rPr>
-              <w:t xml:space="preserve">db/static/010_rls.sql، db/static/020_roles_and_grants.sql، db/static/025_tenant_views.sql، db/static/030_session_context.sql، db/generated/tsql/005_delete_grants.sql، db/generated/tsql/006_sensitive_columns.sql، db/generated/tsql/007_table_grants.sql، db/model/10-platform.model، db/tests/tenant_isolation_tests.sql، tools/dbgen/erd_open_items.py، tools/dbgen/check_grants.py، tools/deploy/deploy.sh، tools/ci/db_ci.sh، .github/workflows/db-ci.yml، docs/adr/0002-login-and-session-bound-context.md، docs/review/design-review-2026-10-11.json، docs/10-detailed-analysis/10-m0-m1-platform-organization.md</w:t>
+              <w:t xml:space="preserve">db/static/010_rls.sql، db/static/020_roles_and_grants.sql، db/static/025_tenant_views.sql، db/static/030_session_context.sql، db/generated/tsql/005_delete_grants.sql، db/generated/tsql/006_sensitive_columns.sql، db/generated/tsql/007_table_grants.sql، db/model/10-platform.model، db/tests/tenant_isolation_tests.sql، tools/dbgen/erd_open_items.py، tools/dbgen/check_grants.py، tools/deploy/deploy.sh، tools/ci/db_ci.sh، ../.github/workflows/treasury-db-ci.yml (جذر المستودع)، docs/adr/0002-login-and-session-bound-context.md، docs/review/design-review-2026-10-11.json، docs/10-detailed-analysis/10-m0-m1-platform-organization.md</w:t>
             </w:r>
           </w:p>
         </w:tc>
@@ -1827,7 +1827,7 @@
           <w:szCs w:val="21"/>
           <w:rtl/>
         </w:rPr>
-        <w:t xml:space="preserve"> 41 حالة عزل (T1-T38 مع T8b وT16b وT16c) و6 حالات لقاعدة الحصص، وكلها تمر في tools/ci/db_ci.sh (:59-92) على حاوية التطوير. لم يعمل CI على GitHub قط (O-02 في tools/dbgen/erd_open_items.py:22). أرقام T في الجداول تشير إلى db/tests/tenant_isolation_tests.sql.</w:t>
+        <w:t xml:space="preserve"> 41 حالة عزل (T1-T38 مع T8b وT16b وT16c) و6 حالات لقاعدة الحصص، وكلها تمر في tools/ci/db_ci.sh (:59-92) على حاوية التطوير وعلى GitHub منذ 2026-10-12 (O-02 في tools/dbgen/erd_open_items.py:22). أرقام T في الجداول تشير إلى db/tests/tenant_isolation_tests.sql.</w:t>
       </w:r>
     </w:p>
     <w:p>
@@ -14441,14 +14441,23 @@
             </w:pPr>
             <w:r>
               <w:rPr>
-                <w:rFonts w:ascii="Arial" w:cs="Arial" w:eastAsia="Arial" w:hAnsi="Arial"/>
-                <w:b w:val="false"/>
-                <w:bCs w:val="false"/>
-                <w:sz w:val="18"/>
-                <w:szCs w:val="18"/>
-                <w:rtl/>
-              </w:rPr>
-              <w:t xml:space="preserve">CI لم يعمل على GitHub قط (O-02)، فلا يعمل الحارس إلا حين يُشغَّل السكربت</w:t>
+                <w:rFonts w:ascii="Segoe UI Emoji" w:cs="Segoe UI Emoji" w:eastAsia="Segoe UI Emoji" w:hAnsi="Segoe UI Emoji"/>
+                <w:sz w:val="18"/>
+                <w:szCs w:val="18"/>
+                <w:rtl/>
+              </w:rPr>
+              <w:t xml:space="preserve">✅</w:t>
+            </w:r>
+            <w:r>
+              <w:rPr>
+                <w:rFonts w:ascii="Arial" w:cs="Arial" w:eastAsia="Arial" w:hAnsi="Arial"/>
+                <w:b w:val="false"/>
+                <w:bCs w:val="false"/>
+                <w:sz w:val="18"/>
+                <w:szCs w:val="18"/>
+                <w:rtl/>
+              </w:rPr>
+              <w:t xml:space="preserve"> صُحّح (2026-10-12): CI يعمل على GitHub (O-02)؛ يبقى أنه لا يمنع الدمج إلا إن اشترطته حماية الفرع (DOC-B11 §4.1)</w:t>
             </w:r>
           </w:p>
         </w:tc>
@@ -14494,7 +14503,7 @@
                 <w:szCs w:val="18"/>
                 <w:rtl/>
               </w:rPr>
-              <w:t xml:space="preserve"> نُفّذ تحديث R6 وإضافة الفحص إلى CI (e5ea45e)؛ يبقى تشغيل CI على GitHub (O-02)</w:t>
+              <w:t xml:space="preserve"> نُفّذ تحديث R6 وإضافة الفحص إلى CI (e5ea45e)، وCI يعمل على GitHub منذ 2026-10-12 (O-02)</w:t>
             </w:r>
           </w:p>
         </w:tc>
@@ -16717,12 +16726,12 @@
         </w:tblBorders>
       </w:tblPr>
       <w:tblGrid>
-        <w:gridCol w:w="915"/>
-        <w:gridCol w:w="915"/>
-        <w:gridCol w:w="3186"/>
-        <w:gridCol w:w="2820"/>
-        <w:gridCol w:w="1113"/>
-        <w:gridCol w:w="915"/>
+        <w:gridCol w:w="896"/>
+        <w:gridCol w:w="896"/>
+        <w:gridCol w:w="3739"/>
+        <w:gridCol w:w="2464"/>
+        <w:gridCol w:w="973"/>
+        <w:gridCol w:w="896"/>
       </w:tblGrid>
       <w:tr>
         <w:trPr>
@@ -16731,7 +16740,7 @@
         </w:trPr>
         <w:tc>
           <w:tcPr>
-            <w:tcW w:type="dxa" w:w="915"/>
+            <w:tcW w:type="dxa" w:w="896"/>
             <w:tcBorders>
               <w:top w:val="single" w:color="BFC9D6" w:sz="4"/>
               <w:left w:val="single" w:color="BFC9D6" w:sz="4"/>
@@ -16769,7 +16778,7 @@
         </w:tc>
         <w:tc>
           <w:tcPr>
-            <w:tcW w:type="dxa" w:w="915"/>
+            <w:tcW w:type="dxa" w:w="896"/>
             <w:tcBorders>
               <w:top w:val="single" w:color="BFC9D6" w:sz="4"/>
               <w:left w:val="single" w:color="BFC9D6" w:sz="4"/>
@@ -16807,7 +16816,7 @@
         </w:tc>
         <w:tc>
           <w:tcPr>
-            <w:tcW w:type="dxa" w:w="3186"/>
+            <w:tcW w:type="dxa" w:w="3739"/>
             <w:tcBorders>
               <w:top w:val="single" w:color="BFC9D6" w:sz="4"/>
               <w:left w:val="single" w:color="BFC9D6" w:sz="4"/>
@@ -16845,7 +16854,7 @@
         </w:tc>
         <w:tc>
           <w:tcPr>
-            <w:tcW w:type="dxa" w:w="2820"/>
+            <w:tcW w:type="dxa" w:w="2464"/>
             <w:tcBorders>
               <w:top w:val="single" w:color="BFC9D6" w:sz="4"/>
               <w:left w:val="single" w:color="BFC9D6" w:sz="4"/>
@@ -16883,7 +16892,7 @@
         </w:tc>
         <w:tc>
           <w:tcPr>
-            <w:tcW w:type="dxa" w:w="1113"/>
+            <w:tcW w:type="dxa" w:w="973"/>
             <w:tcBorders>
               <w:top w:val="single" w:color="BFC9D6" w:sz="4"/>
               <w:left w:val="single" w:color="BFC9D6" w:sz="4"/>
@@ -16931,7 +16940,7 @@
         </w:tc>
         <w:tc>
           <w:tcPr>
-            <w:tcW w:type="dxa" w:w="915"/>
+            <w:tcW w:type="dxa" w:w="896"/>
             <w:tcBorders>
               <w:top w:val="single" w:color="BFC9D6" w:sz="4"/>
               <w:left w:val="single" w:color="BFC9D6" w:sz="4"/>
@@ -16974,7 +16983,7 @@
         </w:trPr>
         <w:tc>
           <w:tcPr>
-            <w:tcW w:type="dxa" w:w="915"/>
+            <w:tcW w:type="dxa" w:w="896"/>
             <w:tcBorders>
               <w:top w:val="single" w:color="BFC9D6" w:sz="4"/>
               <w:left w:val="single" w:color="BFC9D6" w:sz="4"/>
@@ -17010,7 +17019,7 @@
         </w:tc>
         <w:tc>
           <w:tcPr>
-            <w:tcW w:type="dxa" w:w="915"/>
+            <w:tcW w:type="dxa" w:w="896"/>
             <w:tcBorders>
               <w:top w:val="single" w:color="BFC9D6" w:sz="4"/>
               <w:left w:val="single" w:color="BFC9D6" w:sz="4"/>
@@ -17070,7 +17079,7 @@
         </w:tc>
         <w:tc>
           <w:tcPr>
-            <w:tcW w:type="dxa" w:w="3186"/>
+            <w:tcW w:type="dxa" w:w="3739"/>
             <w:tcBorders>
               <w:top w:val="single" w:color="BFC9D6" w:sz="4"/>
               <w:left w:val="single" w:color="BFC9D6" w:sz="4"/>
@@ -17106,7 +17115,7 @@
         </w:tc>
         <w:tc>
           <w:tcPr>
-            <w:tcW w:type="dxa" w:w="2820"/>
+            <w:tcW w:type="dxa" w:w="2464"/>
             <w:tcBorders>
               <w:top w:val="single" w:color="BFC9D6" w:sz="4"/>
               <w:left w:val="single" w:color="BFC9D6" w:sz="4"/>
@@ -17190,7 +17199,7 @@
         </w:tc>
         <w:tc>
           <w:tcPr>
-            <w:tcW w:type="dxa" w:w="1113"/>
+            <w:tcW w:type="dxa" w:w="973"/>
             <w:tcBorders>
               <w:top w:val="single" w:color="BFC9D6" w:sz="4"/>
               <w:left w:val="single" w:color="BFC9D6" w:sz="4"/>
@@ -17226,7 +17235,7 @@
         </w:tc>
         <w:tc>
           <w:tcPr>
-            <w:tcW w:type="dxa" w:w="915"/>
+            <w:tcW w:type="dxa" w:w="896"/>
             <w:tcBorders>
               <w:top w:val="single" w:color="BFC9D6" w:sz="4"/>
               <w:left w:val="single" w:color="BFC9D6" w:sz="4"/>
@@ -17289,7 +17298,7 @@
         </w:trPr>
         <w:tc>
           <w:tcPr>
-            <w:tcW w:type="dxa" w:w="915"/>
+            <w:tcW w:type="dxa" w:w="896"/>
             <w:tcBorders>
               <w:top w:val="single" w:color="BFC9D6" w:sz="4"/>
               <w:left w:val="single" w:color="BFC9D6" w:sz="4"/>
@@ -17326,7 +17335,7 @@
         </w:tc>
         <w:tc>
           <w:tcPr>
-            <w:tcW w:type="dxa" w:w="915"/>
+            <w:tcW w:type="dxa" w:w="896"/>
             <w:tcBorders>
               <w:top w:val="single" w:color="BFC9D6" w:sz="4"/>
               <w:left w:val="single" w:color="BFC9D6" w:sz="4"/>
@@ -17363,7 +17372,7 @@
         </w:tc>
         <w:tc>
           <w:tcPr>
-            <w:tcW w:type="dxa" w:w="3186"/>
+            <w:tcW w:type="dxa" w:w="3739"/>
             <w:tcBorders>
               <w:top w:val="single" w:color="BFC9D6" w:sz="4"/>
               <w:left w:val="single" w:color="BFC9D6" w:sz="4"/>
@@ -17394,13 +17403,13 @@
                 <w:szCs w:val="18"/>
                 <w:rtl/>
               </w:rPr>
-              <w:t xml:space="preserve">حاوية مؤقتة لا يصلها غير المهمة (.github/workflows/db-ci.yml:36-41)</w:t>
-            </w:r>
-          </w:p>
-        </w:tc>
-        <w:tc>
-          <w:tcPr>
-            <w:tcW w:type="dxa" w:w="2820"/>
+              <w:t xml:space="preserve">حاوية مؤقتة لا يصلها غير المهمة (../.github/workflows/treasury-db-ci.yml:41-46)</w:t>
+            </w:r>
+          </w:p>
+        </w:tc>
+        <w:tc>
+          <w:tcPr>
+            <w:tcW w:type="dxa" w:w="2464"/>
             <w:tcBorders>
               <w:top w:val="single" w:color="BFC9D6" w:sz="4"/>
               <w:left w:val="single" w:color="BFC9D6" w:sz="4"/>
@@ -17437,7 +17446,7 @@
         </w:tc>
         <w:tc>
           <w:tcPr>
-            <w:tcW w:type="dxa" w:w="1113"/>
+            <w:tcW w:type="dxa" w:w="973"/>
             <w:tcBorders>
               <w:top w:val="single" w:color="BFC9D6" w:sz="4"/>
               <w:left w:val="single" w:color="BFC9D6" w:sz="4"/>
@@ -17474,7 +17483,7 @@
         </w:tc>
         <w:tc>
           <w:tcPr>
-            <w:tcW w:type="dxa" w:w="915"/>
+            <w:tcW w:type="dxa" w:w="896"/>
             <w:tcBorders>
               <w:top w:val="single" w:color="BFC9D6" w:sz="4"/>
               <w:left w:val="single" w:color="BFC9D6" w:sz="4"/>
@@ -25295,7 +25304,27 @@
           <w:szCs w:val="21"/>
           <w:rtl/>
         </w:rPr>
-        <w:t xml:space="preserve"> دخول نشر منفصل وشهادة موثوقة، سياسة SSH، تدقيق SQL Server، وتشغيل CI على GitHub (O-02؛ </w:t>
+        <w:t xml:space="preserve"> دخول نشر منفصل وشهادة موثوقة، سياسة SSH، تدقيق SQL Server، وتشغيل CI على GitHub </w:t>
+      </w:r>
+      <w:r>
+        <w:rPr>
+          <w:rFonts w:ascii="Segoe UI Emoji" w:cs="Segoe UI Emoji" w:eastAsia="Segoe UI Emoji" w:hAnsi="Segoe UI Emoji"/>
+          <w:sz w:val="21"/>
+          <w:szCs w:val="21"/>
+          <w:rtl/>
+        </w:rPr>
+        <w:t xml:space="preserve">✅</w:t>
+      </w:r>
+      <w:r>
+        <w:rPr>
+          <w:rFonts w:ascii="Arial" w:cs="Arial" w:eastAsia="Arial" w:hAnsi="Arial"/>
+          <w:b w:val="false"/>
+          <w:bCs w:val="false"/>
+          <w:sz w:val="21"/>
+          <w:szCs w:val="21"/>
+          <w:rtl/>
+        </w:rPr>
+        <w:t xml:space="preserve"> منذ 2026-10-12 (O-02؛ </w:t>
       </w:r>
       <w:r>
         <w:rPr>

--- a/treasury-platform/docs/30-readiness/word/DOC-S01-threat-model.docx
+++ b/treasury-platform/docs/30-readiness/word/DOC-S01-threat-model.docx
@@ -888,6 +888,67 @@
     <w:p>
       <w:r>
         <w:br w:type="page"/>
+      </w:r>
+    </w:p>
+    <w:p>
+      <w:pPr>
+        <w:pBdr>
+          <w:top w:val="single" w:color="E8C766" w:sz="6" w:space="6"/>
+          <w:left w:val="single" w:color="E8C766" w:sz="6" w:space="6"/>
+          <w:bottom w:val="single" w:color="E8C766" w:sz="6" w:space="6"/>
+          <w:right w:val="single" w:color="E8C766" w:sz="6" w:space="6"/>
+        </w:pBdr>
+        <w:shd w:fill="FFF8E1" w:color="auto" w:val="clear"/>
+        <w:bidi/>
+        <w:spacing w:after="160" w:before="60" w:line="300"/>
+        <w:ind w:left="140" w:right="140"/>
+      </w:pPr>
+      <w:r>
+        <w:rPr>
+          <w:rFonts w:ascii="Arial" w:cs="Arial" w:eastAsia="Arial" w:hAnsi="Arial"/>
+          <w:b/>
+          <w:bCs/>
+          <w:sz w:val="20"/>
+          <w:szCs w:val="20"/>
+          <w:rtl/>
+        </w:rPr>
+        <w:t xml:space="preserve">تحديث التنفيذ (2026-10-12):</w:t>
+      </w:r>
+      <w:r>
+        <w:rPr>
+          <w:rFonts w:ascii="Arial" w:cs="Arial" w:eastAsia="Arial" w:hAnsi="Arial"/>
+          <w:b w:val="false"/>
+          <w:bCs w:val="false"/>
+          <w:sz w:val="20"/>
+          <w:szCs w:val="20"/>
+          <w:rtl/>
+        </w:rPr>
+        <w:t xml:space="preserve"> نُفّذت قرارات المالك لبوابة S0 في القاعدة (docs/adr/0003-account-security-in-the-database.md، db/static/030_session_context.sql، db/static/035_account_security.sql) وتمر في CI (48 حالة عزل و14 حالة حسابات في db/tests/auth_flow_tests.sql). أرقام الأسطر المذكورة لملف 030 في هذه الوثيقة تسبق هذا التحديث.</w:t>
+      </w:r>
+    </w:p>
+    <w:p>
+      <w:pPr>
+        <w:pBdr>
+          <w:top w:val="single" w:color="E8C766" w:sz="6" w:space="6"/>
+          <w:left w:val="single" w:color="E8C766" w:sz="6" w:space="6"/>
+          <w:bottom w:val="single" w:color="E8C766" w:sz="6" w:space="6"/>
+          <w:right w:val="single" w:color="E8C766" w:sz="6" w:space="6"/>
+        </w:pBdr>
+        <w:shd w:fill="FFF8E1" w:color="auto" w:val="clear"/>
+        <w:bidi/>
+        <w:spacing w:after="160" w:before="60" w:line="300"/>
+        <w:ind w:left="140" w:right="140"/>
+      </w:pPr>
+      <w:r>
+        <w:rPr>
+          <w:rFonts w:ascii="Arial" w:cs="Arial" w:eastAsia="Arial" w:hAnsi="Arial"/>
+          <w:b w:val="false"/>
+          <w:bCs w:val="false"/>
+          <w:sz w:val="20"/>
+          <w:szCs w:val="20"/>
+          <w:rtl/>
+        </w:rPr>
+        <w:t xml:space="preserve">ما يخص هذه الوثيقة: THR-19 وTHR-20 وTHR-22 وTHR-23 أُغلقت بإجراءات 035 والـDENY ومصفوفة حالة المشترك؛ THR-21 مقبول كما اقتُرح، ومعه فحص تكرار الخطوة وحد الإخفاقات؛ O-19 مغلق (T44). يبقى من فئة O-24 حذف صفوف sec.LoginAttempt حتى يُحسم DQ-F03-10.</w:t>
       </w:r>
     </w:p>
     <w:p>
@@ -9097,14 +9158,23 @@
             </w:pPr>
             <w:r>
               <w:rPr>
-                <w:rFonts w:ascii="Arial" w:cs="Arial" w:eastAsia="Arial" w:hAnsi="Arial"/>
-                <w:b w:val="false"/>
-                <w:bCs w:val="false"/>
-                <w:sz w:val="18"/>
-                <w:szCs w:val="18"/>
-                <w:rtl/>
-              </w:rPr>
-              <w:t xml:space="preserve">تغيير الكلمة وإعادة التعيين وMFA بإجراءات؛ DENY UPDATE على الأعمدة الثلاثة</w:t>
+                <w:rFonts w:ascii="Segoe UI Emoji" w:cs="Segoe UI Emoji" w:eastAsia="Segoe UI Emoji" w:hAnsi="Segoe UI Emoji"/>
+                <w:sz w:val="18"/>
+                <w:szCs w:val="18"/>
+                <w:rtl/>
+              </w:rPr>
+              <w:t xml:space="preserve">✅</w:t>
+            </w:r>
+            <w:r>
+              <w:rPr>
+                <w:rFonts w:ascii="Arial" w:cs="Arial" w:eastAsia="Arial" w:hAnsi="Arial"/>
+                <w:b w:val="false"/>
+                <w:bCs w:val="false"/>
+                <w:sz w:val="18"/>
+                <w:szCs w:val="18"/>
+                <w:rtl/>
+              </w:rPr>
+              <w:t xml:space="preserve"> نُفّذ (ADR 0003؛ T45)</w:t>
             </w:r>
           </w:p>
         </w:tc>
@@ -9998,14 +10068,23 @@
             </w:pPr>
             <w:r>
               <w:rPr>
-                <w:rFonts w:ascii="Arial" w:cs="Arial" w:eastAsia="Arial" w:hAnsi="Arial"/>
-                <w:b w:val="false"/>
-                <w:bCs w:val="false"/>
-                <w:sz w:val="18"/>
-                <w:szCs w:val="18"/>
-                <w:rtl/>
-              </w:rPr>
-              <w:t xml:space="preserve">إجراء يمدد الخمول بحد </w:t>
+                <w:rFonts w:ascii="Segoe UI Emoji" w:cs="Segoe UI Emoji" w:eastAsia="Segoe UI Emoji" w:hAnsi="Segoe UI Emoji"/>
+                <w:sz w:val="18"/>
+                <w:szCs w:val="18"/>
+                <w:rtl/>
+              </w:rPr>
+              <w:t xml:space="preserve">✅</w:t>
+            </w:r>
+            <w:r>
+              <w:rPr>
+                <w:rFonts w:ascii="Arial" w:cs="Arial" w:eastAsia="Arial" w:hAnsi="Arial"/>
+                <w:b w:val="false"/>
+                <w:bCs w:val="false"/>
+                <w:sz w:val="18"/>
+                <w:szCs w:val="18"/>
+                <w:rtl/>
+              </w:rPr>
+              <w:t xml:space="preserve"> نُفّذ: </w:t>
             </w:r>
             <w:r>
               <w:rPr>
@@ -10018,18 +10097,18 @@
                 <w:shd w:fill="F1F3F5" w:color="auto" w:val="clear"/>
                 <w:rtl/>
               </w:rPr>
-              <w:t xml:space="preserve">‎AbsoluteExpiresAt‎</w:t>
-            </w:r>
-            <w:r>
-              <w:rPr>
-                <w:rFonts w:ascii="Arial" w:cs="Arial" w:eastAsia="Arial" w:hAnsi="Arial"/>
-                <w:b w:val="false"/>
-                <w:bCs w:val="false"/>
-                <w:sz w:val="18"/>
-                <w:szCs w:val="18"/>
-                <w:rtl/>
-              </w:rPr>
-              <w:t xml:space="preserve">؛ DENY UPDATE على </w:t>
+              <w:t xml:space="preserve">‎sec.usp_TouchSession‎</w:t>
+            </w:r>
+            <w:r>
+              <w:rPr>
+                <w:rFonts w:ascii="Arial" w:cs="Arial" w:eastAsia="Arial" w:hAnsi="Arial"/>
+                <w:b w:val="false"/>
+                <w:bCs w:val="false"/>
+                <w:sz w:val="18"/>
+                <w:szCs w:val="18"/>
+                <w:rtl/>
+              </w:rPr>
+              <w:t xml:space="preserve"> وDENY UPDATE على </w:t>
             </w:r>
             <w:r>
               <w:rPr>
@@ -10042,62 +10121,18 @@
                 <w:shd w:fill="F1F3F5" w:color="auto" w:val="clear"/>
                 <w:rtl/>
               </w:rPr>
-              <w:t xml:space="preserve">‎IdleExpiresAt‎</w:t>
-            </w:r>
-            <w:r>
-              <w:rPr>
-                <w:rFonts w:ascii="Arial" w:cs="Arial" w:eastAsia="Arial" w:hAnsi="Arial"/>
-                <w:b w:val="false"/>
-                <w:bCs w:val="false"/>
-                <w:sz w:val="18"/>
-                <w:szCs w:val="18"/>
-                <w:rtl/>
-              </w:rPr>
-              <w:t xml:space="preserve"> (</w:t>
-            </w:r>
-            <w:r>
-              <w:rPr>
-                <w:rFonts w:ascii="Courier New" w:cs="Courier New" w:eastAsia="Courier New" w:hAnsi="Courier New"/>
-                <w:b w:val="false"/>
-                <w:bCs w:val="false"/>
-                <w:color w:val="1F2937"/>
-                <w:sz w:val="16"/>
-                <w:szCs w:val="16"/>
-                <w:shd w:fill="F1F3F5" w:color="auto" w:val="clear"/>
-                <w:rtl/>
-              </w:rPr>
-              <w:t xml:space="preserve">‎AbsoluteExpiresAt‎</w:t>
-            </w:r>
-            <w:r>
-              <w:rPr>
-                <w:rFonts w:ascii="Arial" w:cs="Arial" w:eastAsia="Arial" w:hAnsi="Arial"/>
-                <w:b w:val="false"/>
-                <w:bCs w:val="false"/>
-                <w:sz w:val="18"/>
-                <w:szCs w:val="18"/>
-                <w:rtl/>
-              </w:rPr>
-              <w:t xml:space="preserve"> </w:t>
-            </w:r>
-            <w:r>
-              <w:rPr>
-                <w:rFonts w:ascii="Segoe UI Emoji" w:cs="Segoe UI Emoji" w:eastAsia="Segoe UI Emoji" w:hAnsi="Segoe UI Emoji"/>
-                <w:sz w:val="18"/>
-                <w:szCs w:val="18"/>
-                <w:rtl/>
-              </w:rPr>
-              <w:t xml:space="preserve">✅</w:t>
-            </w:r>
-            <w:r>
-              <w:rPr>
-                <w:rFonts w:ascii="Arial" w:cs="Arial" w:eastAsia="Arial" w:hAnsi="Arial"/>
-                <w:b w:val="false"/>
-                <w:bCs w:val="false"/>
-                <w:sz w:val="18"/>
-                <w:szCs w:val="18"/>
-                <w:rtl/>
-              </w:rPr>
-              <w:t xml:space="preserve"> مُنع في e5ea45e)</w:t>
+              <w:t xml:space="preserve">‎sec.UserSession‎</w:t>
+            </w:r>
+            <w:r>
+              <w:rPr>
+                <w:rFonts w:ascii="Arial" w:cs="Arial" w:eastAsia="Arial" w:hAnsi="Arial"/>
+                <w:b w:val="false"/>
+                <w:bCs w:val="false"/>
+                <w:sz w:val="18"/>
+                <w:szCs w:val="18"/>
+                <w:rtl/>
+              </w:rPr>
+              <w:t xml:space="preserve"> كله (ADR 0003؛ T35، A12)</w:t>
             </w:r>
           </w:p>
         </w:tc>
@@ -10312,14 +10347,23 @@
             </w:pPr>
             <w:r>
               <w:rPr>
-                <w:rFonts w:ascii="Arial" w:cs="Arial" w:eastAsia="Arial" w:hAnsi="Arial"/>
-                <w:b w:val="false"/>
-                <w:bCs w:val="false"/>
-                <w:sz w:val="18"/>
-                <w:szCs w:val="18"/>
-                <w:rtl/>
-              </w:rPr>
-              <w:t xml:space="preserve">حسم O-18 في DOC-F04</w:t>
+                <w:rFonts w:ascii="Segoe UI Emoji" w:cs="Segoe UI Emoji" w:eastAsia="Segoe UI Emoji" w:hAnsi="Segoe UI Emoji"/>
+                <w:sz w:val="18"/>
+                <w:szCs w:val="18"/>
+                <w:rtl/>
+              </w:rPr>
+              <w:t xml:space="preserve">✅</w:t>
+            </w:r>
+            <w:r>
+              <w:rPr>
+                <w:rFonts w:ascii="Arial" w:cs="Arial" w:eastAsia="Arial" w:hAnsi="Arial"/>
+                <w:b w:val="false"/>
+                <w:bCs w:val="false"/>
+                <w:sz w:val="18"/>
+                <w:szCs w:val="18"/>
+                <w:rtl/>
+              </w:rPr>
+              <w:t xml:space="preserve"> حُسم O-18 ونُفّذ (ADR 0003؛ T40 إلى T42)</w:t>
             </w:r>
           </w:p>
         </w:tc>
@@ -22770,12 +22814,12 @@
         </w:tblBorders>
       </w:tblPr>
       <w:tblGrid>
-        <w:gridCol w:w="1836"/>
-        <w:gridCol w:w="4017"/>
-        <w:gridCol w:w="954"/>
-        <w:gridCol w:w="1149"/>
-        <w:gridCol w:w="954"/>
-        <w:gridCol w:w="954"/>
+        <w:gridCol w:w="1858"/>
+        <w:gridCol w:w="4066"/>
+        <w:gridCol w:w="965"/>
+        <w:gridCol w:w="965"/>
+        <w:gridCol w:w="1045"/>
+        <w:gridCol w:w="965"/>
       </w:tblGrid>
       <w:tr>
         <w:trPr>
@@ -22784,7 +22828,7 @@
         </w:trPr>
         <w:tc>
           <w:tcPr>
-            <w:tcW w:type="dxa" w:w="1836"/>
+            <w:tcW w:type="dxa" w:w="1858"/>
             <w:tcBorders>
               <w:top w:val="single" w:color="BFC9D6" w:sz="4"/>
               <w:left w:val="single" w:color="BFC9D6" w:sz="4"/>
@@ -22822,7 +22866,7 @@
         </w:tc>
         <w:tc>
           <w:tcPr>
-            <w:tcW w:type="dxa" w:w="4017"/>
+            <w:tcW w:type="dxa" w:w="4066"/>
             <w:tcBorders>
               <w:top w:val="single" w:color="BFC9D6" w:sz="4"/>
               <w:left w:val="single" w:color="BFC9D6" w:sz="4"/>
@@ -22860,7 +22904,7 @@
         </w:tc>
         <w:tc>
           <w:tcPr>
-            <w:tcW w:type="dxa" w:w="954"/>
+            <w:tcW w:type="dxa" w:w="965"/>
             <w:tcBorders>
               <w:top w:val="single" w:color="BFC9D6" w:sz="4"/>
               <w:left w:val="single" w:color="BFC9D6" w:sz="4"/>
@@ -22898,7 +22942,7 @@
         </w:tc>
         <w:tc>
           <w:tcPr>
-            <w:tcW w:type="dxa" w:w="1149"/>
+            <w:tcW w:type="dxa" w:w="965"/>
             <w:tcBorders>
               <w:top w:val="single" w:color="BFC9D6" w:sz="4"/>
               <w:left w:val="single" w:color="BFC9D6" w:sz="4"/>
@@ -22946,7 +22990,7 @@
         </w:tc>
         <w:tc>
           <w:tcPr>
-            <w:tcW w:type="dxa" w:w="954"/>
+            <w:tcW w:type="dxa" w:w="1045"/>
             <w:tcBorders>
               <w:top w:val="single" w:color="BFC9D6" w:sz="4"/>
               <w:left w:val="single" w:color="BFC9D6" w:sz="4"/>
@@ -22984,7 +23028,7 @@
         </w:tc>
         <w:tc>
           <w:tcPr>
-            <w:tcW w:type="dxa" w:w="954"/>
+            <w:tcW w:type="dxa" w:w="965"/>
             <w:tcBorders>
               <w:top w:val="single" w:color="BFC9D6" w:sz="4"/>
               <w:left w:val="single" w:color="BFC9D6" w:sz="4"/>
@@ -23027,7 +23071,7 @@
         </w:trPr>
         <w:tc>
           <w:tcPr>
-            <w:tcW w:type="dxa" w:w="1836"/>
+            <w:tcW w:type="dxa" w:w="1858"/>
             <w:tcBorders>
               <w:top w:val="single" w:color="BFC9D6" w:sz="4"/>
               <w:left w:val="single" w:color="BFC9D6" w:sz="4"/>
@@ -23063,7 +23107,7 @@
         </w:tc>
         <w:tc>
           <w:tcPr>
-            <w:tcW w:type="dxa" w:w="4017"/>
+            <w:tcW w:type="dxa" w:w="4066"/>
             <w:tcBorders>
               <w:top w:val="single" w:color="BFC9D6" w:sz="4"/>
               <w:left w:val="single" w:color="BFC9D6" w:sz="4"/>
@@ -23099,7 +23143,7 @@
         </w:tc>
         <w:tc>
           <w:tcPr>
-            <w:tcW w:type="dxa" w:w="954"/>
+            <w:tcW w:type="dxa" w:w="965"/>
             <w:tcBorders>
               <w:top w:val="single" w:color="BFC9D6" w:sz="4"/>
               <w:left w:val="single" w:color="BFC9D6" w:sz="4"/>
@@ -23135,7 +23179,7 @@
         </w:tc>
         <w:tc>
           <w:tcPr>
-            <w:tcW w:type="dxa" w:w="1149"/>
+            <w:tcW w:type="dxa" w:w="965"/>
             <w:tcBorders>
               <w:top w:val="single" w:color="BFC9D6" w:sz="4"/>
               <w:left w:val="single" w:color="BFC9D6" w:sz="4"/>
@@ -23171,7 +23215,7 @@
         </w:tc>
         <w:tc>
           <w:tcPr>
-            <w:tcW w:type="dxa" w:w="954"/>
+            <w:tcW w:type="dxa" w:w="1045"/>
             <w:tcBorders>
               <w:top w:val="single" w:color="BFC9D6" w:sz="4"/>
               <w:left w:val="single" w:color="BFC9D6" w:sz="4"/>
@@ -23207,7 +23251,7 @@
         </w:tc>
         <w:tc>
           <w:tcPr>
-            <w:tcW w:type="dxa" w:w="954"/>
+            <w:tcW w:type="dxa" w:w="965"/>
             <w:tcBorders>
               <w:top w:val="single" w:color="BFC9D6" w:sz="4"/>
               <w:left w:val="single" w:color="BFC9D6" w:sz="4"/>
@@ -23248,7 +23292,7 @@
         </w:trPr>
         <w:tc>
           <w:tcPr>
-            <w:tcW w:type="dxa" w:w="1836"/>
+            <w:tcW w:type="dxa" w:w="1858"/>
             <w:tcBorders>
               <w:top w:val="single" w:color="BFC9D6" w:sz="4"/>
               <w:left w:val="single" w:color="BFC9D6" w:sz="4"/>
@@ -23285,7 +23329,7 @@
         </w:tc>
         <w:tc>
           <w:tcPr>
-            <w:tcW w:type="dxa" w:w="4017"/>
+            <w:tcW w:type="dxa" w:w="4066"/>
             <w:tcBorders>
               <w:top w:val="single" w:color="BFC9D6" w:sz="4"/>
               <w:left w:val="single" w:color="BFC9D6" w:sz="4"/>
@@ -23322,7 +23366,7 @@
         </w:tc>
         <w:tc>
           <w:tcPr>
-            <w:tcW w:type="dxa" w:w="954"/>
+            <w:tcW w:type="dxa" w:w="965"/>
             <w:tcBorders>
               <w:top w:val="single" w:color="BFC9D6" w:sz="4"/>
               <w:left w:val="single" w:color="BFC9D6" w:sz="4"/>
@@ -23359,7 +23403,7 @@
         </w:tc>
         <w:tc>
           <w:tcPr>
-            <w:tcW w:type="dxa" w:w="1149"/>
+            <w:tcW w:type="dxa" w:w="965"/>
             <w:tcBorders>
               <w:top w:val="single" w:color="BFC9D6" w:sz="4"/>
               <w:left w:val="single" w:color="BFC9D6" w:sz="4"/>
@@ -23396,7 +23440,7 @@
         </w:tc>
         <w:tc>
           <w:tcPr>
-            <w:tcW w:type="dxa" w:w="954"/>
+            <w:tcW w:type="dxa" w:w="1045"/>
             <w:tcBorders>
               <w:top w:val="single" w:color="BFC9D6" w:sz="4"/>
               <w:left w:val="single" w:color="BFC9D6" w:sz="4"/>
@@ -23433,7 +23477,7 @@
         </w:tc>
         <w:tc>
           <w:tcPr>
-            <w:tcW w:type="dxa" w:w="954"/>
+            <w:tcW w:type="dxa" w:w="965"/>
             <w:tcBorders>
               <w:top w:val="single" w:color="BFC9D6" w:sz="4"/>
               <w:left w:val="single" w:color="BFC9D6" w:sz="4"/>
@@ -23475,7 +23519,7 @@
         </w:trPr>
         <w:tc>
           <w:tcPr>
-            <w:tcW w:type="dxa" w:w="1836"/>
+            <w:tcW w:type="dxa" w:w="1858"/>
             <w:tcBorders>
               <w:top w:val="single" w:color="BFC9D6" w:sz="4"/>
               <w:left w:val="single" w:color="BFC9D6" w:sz="4"/>
@@ -23511,43 +23555,52 @@
         </w:tc>
         <w:tc>
           <w:tcPr>
-            <w:tcW w:type="dxa" w:w="4017"/>
-            <w:tcBorders>
-              <w:top w:val="single" w:color="BFC9D6" w:sz="4"/>
-              <w:left w:val="single" w:color="BFC9D6" w:sz="4"/>
-              <w:bottom w:val="single" w:color="BFC9D6" w:sz="4"/>
-              <w:right w:val="single" w:color="BFC9D6" w:sz="4"/>
-            </w:tcBorders>
-            <w:tcMar>
-              <w:top w:type="dxa" w:w="50"/>
-              <w:left w:type="dxa" w:w="90"/>
-              <w:bottom w:type="dxa" w:w="50"/>
-              <w:right w:type="dxa" w:w="90"/>
-            </w:tcMar>
-            <w:vAlign w:val="top"/>
-          </w:tcPr>
-          <w:p>
-            <w:pPr>
-              <w:keepNext w:val="false"/>
-              <w:bidi/>
-              <w:spacing w:after="30" w:before="30" w:line="264"/>
-            </w:pPr>
-            <w:r>
-              <w:rPr>
-                <w:rFonts w:ascii="Arial" w:cs="Arial" w:eastAsia="Arial" w:hAnsi="Arial"/>
-                <w:b w:val="false"/>
-                <w:bCs w:val="false"/>
-                <w:sz w:val="18"/>
-                <w:szCs w:val="18"/>
-                <w:rtl/>
-              </w:rPr>
-              <w:t xml:space="preserve">قرار مفتوح (:118)</w:t>
-            </w:r>
-          </w:p>
-        </w:tc>
-        <w:tc>
-          <w:tcPr>
-            <w:tcW w:type="dxa" w:w="954"/>
+            <w:tcW w:type="dxa" w:w="4066"/>
+            <w:tcBorders>
+              <w:top w:val="single" w:color="BFC9D6" w:sz="4"/>
+              <w:left w:val="single" w:color="BFC9D6" w:sz="4"/>
+              <w:bottom w:val="single" w:color="BFC9D6" w:sz="4"/>
+              <w:right w:val="single" w:color="BFC9D6" w:sz="4"/>
+            </w:tcBorders>
+            <w:tcMar>
+              <w:top w:type="dxa" w:w="50"/>
+              <w:left w:type="dxa" w:w="90"/>
+              <w:bottom w:type="dxa" w:w="50"/>
+              <w:right w:type="dxa" w:w="90"/>
+            </w:tcMar>
+            <w:vAlign w:val="top"/>
+          </w:tcPr>
+          <w:p>
+            <w:pPr>
+              <w:keepNext w:val="false"/>
+              <w:bidi/>
+              <w:spacing w:after="30" w:before="30" w:line="264"/>
+            </w:pPr>
+            <w:r>
+              <w:rPr>
+                <w:rFonts w:ascii="Segoe UI Emoji" w:cs="Segoe UI Emoji" w:eastAsia="Segoe UI Emoji" w:hAnsi="Segoe UI Emoji"/>
+                <w:sz w:val="18"/>
+                <w:szCs w:val="18"/>
+                <w:rtl/>
+              </w:rPr>
+              <w:t xml:space="preserve">✅</w:t>
+            </w:r>
+            <w:r>
+              <w:rPr>
+                <w:rFonts w:ascii="Arial" w:cs="Arial" w:eastAsia="Arial" w:hAnsi="Arial"/>
+                <w:b w:val="false"/>
+                <w:bCs w:val="false"/>
+                <w:sz w:val="18"/>
+                <w:szCs w:val="18"/>
+                <w:rtl/>
+              </w:rPr>
+              <w:t xml:space="preserve"> مغلق (ADR 0003)</w:t>
+            </w:r>
+          </w:p>
+        </w:tc>
+        <w:tc>
+          <w:tcPr>
+            <w:tcW w:type="dxa" w:w="965"/>
             <w:tcBorders>
               <w:top w:val="single" w:color="BFC9D6" w:sz="4"/>
               <w:left w:val="single" w:color="BFC9D6" w:sz="4"/>
@@ -23583,79 +23636,79 @@
         </w:tc>
         <w:tc>
           <w:tcPr>
-            <w:tcW w:type="dxa" w:w="1149"/>
-            <w:tcBorders>
-              <w:top w:val="single" w:color="BFC9D6" w:sz="4"/>
-              <w:left w:val="single" w:color="BFC9D6" w:sz="4"/>
-              <w:bottom w:val="single" w:color="BFC9D6" w:sz="4"/>
-              <w:right w:val="single" w:color="BFC9D6" w:sz="4"/>
-            </w:tcBorders>
-            <w:tcMar>
-              <w:top w:type="dxa" w:w="50"/>
-              <w:left w:type="dxa" w:w="90"/>
-              <w:bottom w:type="dxa" w:w="50"/>
-              <w:right w:type="dxa" w:w="90"/>
-            </w:tcMar>
-            <w:vAlign w:val="top"/>
-          </w:tcPr>
-          <w:p>
-            <w:pPr>
-              <w:keepNext w:val="false"/>
-              <w:bidi/>
-              <w:spacing w:after="30" w:before="30" w:line="264"/>
-            </w:pPr>
-            <w:r>
-              <w:rPr>
-                <w:rFonts w:ascii="Arial" w:cs="Arial" w:eastAsia="Arial" w:hAnsi="Arial"/>
-                <w:b w:val="false"/>
-                <w:bCs w:val="false"/>
-                <w:sz w:val="18"/>
-                <w:szCs w:val="18"/>
-                <w:rtl/>
-              </w:rPr>
-              <w:t xml:space="preserve">يُحسم في DOC-F04؛ أقل الخيارين خطرًا (ب) رفض الربط للمعلّق حتى يُكتب فحص الدور</w:t>
-            </w:r>
-          </w:p>
-        </w:tc>
-        <w:tc>
-          <w:tcPr>
-            <w:tcW w:type="dxa" w:w="954"/>
-            <w:tcBorders>
-              <w:top w:val="single" w:color="BFC9D6" w:sz="4"/>
-              <w:left w:val="single" w:color="BFC9D6" w:sz="4"/>
-              <w:bottom w:val="single" w:color="BFC9D6" w:sz="4"/>
-              <w:right w:val="single" w:color="BFC9D6" w:sz="4"/>
-            </w:tcBorders>
-            <w:tcMar>
-              <w:top w:type="dxa" w:w="50"/>
-              <w:left w:type="dxa" w:w="90"/>
-              <w:bottom w:type="dxa" w:w="50"/>
-              <w:right w:type="dxa" w:w="90"/>
-            </w:tcMar>
-            <w:vAlign w:val="top"/>
-          </w:tcPr>
-          <w:p>
-            <w:pPr>
-              <w:keepNext w:val="false"/>
-              <w:bidi/>
-              <w:spacing w:after="30" w:before="30" w:line="264"/>
-            </w:pPr>
-            <w:r>
-              <w:rPr>
-                <w:rFonts w:ascii="Arial" w:cs="Arial" w:eastAsia="Arial" w:hAnsi="Arial"/>
-                <w:b w:val="false"/>
-                <w:bCs w:val="false"/>
-                <w:sz w:val="18"/>
-                <w:szCs w:val="18"/>
-                <w:rtl/>
-              </w:rPr>
-              <w:t xml:space="preserve">لا يُقبل؛ يُحسم قبل S0</w:t>
-            </w:r>
-          </w:p>
-        </w:tc>
-        <w:tc>
-          <w:tcPr>
-            <w:tcW w:type="dxa" w:w="954"/>
+            <w:tcW w:type="dxa" w:w="965"/>
+            <w:tcBorders>
+              <w:top w:val="single" w:color="BFC9D6" w:sz="4"/>
+              <w:left w:val="single" w:color="BFC9D6" w:sz="4"/>
+              <w:bottom w:val="single" w:color="BFC9D6" w:sz="4"/>
+              <w:right w:val="single" w:color="BFC9D6" w:sz="4"/>
+            </w:tcBorders>
+            <w:tcMar>
+              <w:top w:type="dxa" w:w="50"/>
+              <w:left w:type="dxa" w:w="90"/>
+              <w:bottom w:type="dxa" w:w="50"/>
+              <w:right w:type="dxa" w:w="90"/>
+            </w:tcMar>
+            <w:vAlign w:val="top"/>
+          </w:tcPr>
+          <w:p>
+            <w:pPr>
+              <w:keepNext w:val="false"/>
+              <w:bidi/>
+              <w:spacing w:after="30" w:before="30" w:line="264"/>
+            </w:pPr>
+            <w:r>
+              <w:rPr>
+                <w:rFonts w:ascii="Arial" w:cs="Arial" w:eastAsia="Arial" w:hAnsi="Arial"/>
+                <w:b w:val="false"/>
+                <w:bCs w:val="false"/>
+                <w:sz w:val="18"/>
+                <w:szCs w:val="18"/>
+                <w:rtl/>
+              </w:rPr>
+              <w:t xml:space="preserve">الخيار (أ) منفّذ</w:t>
+            </w:r>
+          </w:p>
+        </w:tc>
+        <w:tc>
+          <w:tcPr>
+            <w:tcW w:type="dxa" w:w="1045"/>
+            <w:tcBorders>
+              <w:top w:val="single" w:color="BFC9D6" w:sz="4"/>
+              <w:left w:val="single" w:color="BFC9D6" w:sz="4"/>
+              <w:bottom w:val="single" w:color="BFC9D6" w:sz="4"/>
+              <w:right w:val="single" w:color="BFC9D6" w:sz="4"/>
+            </w:tcBorders>
+            <w:tcMar>
+              <w:top w:type="dxa" w:w="50"/>
+              <w:left w:type="dxa" w:w="90"/>
+              <w:bottom w:type="dxa" w:w="50"/>
+              <w:right w:type="dxa" w:w="90"/>
+            </w:tcMar>
+            <w:vAlign w:val="top"/>
+          </w:tcPr>
+          <w:p>
+            <w:pPr>
+              <w:keepNext w:val="false"/>
+              <w:bidi/>
+              <w:spacing w:after="30" w:before="30" w:line="264"/>
+            </w:pPr>
+            <w:r>
+              <w:rPr>
+                <w:rFonts w:ascii="Arial" w:cs="Arial" w:eastAsia="Arial" w:hAnsi="Arial"/>
+                <w:b w:val="false"/>
+                <w:bCs w:val="false"/>
+                <w:sz w:val="18"/>
+                <w:szCs w:val="18"/>
+                <w:rtl/>
+              </w:rPr>
+              <w:t xml:space="preserve">—</w:t>
+            </w:r>
+          </w:p>
+        </w:tc>
+        <w:tc>
+          <w:tcPr>
+            <w:tcW w:type="dxa" w:w="965"/>
             <w:tcBorders>
               <w:top w:val="single" w:color="BFC9D6" w:sz="4"/>
               <w:left w:val="single" w:color="BFC9D6" w:sz="4"/>
@@ -23696,7 +23749,7 @@
         </w:trPr>
         <w:tc>
           <w:tcPr>
-            <w:tcW w:type="dxa" w:w="1836"/>
+            <w:tcW w:type="dxa" w:w="1858"/>
             <w:tcBorders>
               <w:top w:val="single" w:color="BFC9D6" w:sz="4"/>
               <w:left w:val="single" w:color="BFC9D6" w:sz="4"/>
@@ -23733,7 +23786,7 @@
         </w:tc>
         <w:tc>
           <w:tcPr>
-            <w:tcW w:type="dxa" w:w="4017"/>
+            <w:tcW w:type="dxa" w:w="4066"/>
             <w:tcBorders>
               <w:top w:val="single" w:color="BFC9D6" w:sz="4"/>
               <w:left w:val="single" w:color="BFC9D6" w:sz="4"/>
@@ -23770,7 +23823,7 @@
         </w:tc>
         <w:tc>
           <w:tcPr>
-            <w:tcW w:type="dxa" w:w="954"/>
+            <w:tcW w:type="dxa" w:w="965"/>
             <w:tcBorders>
               <w:top w:val="single" w:color="BFC9D6" w:sz="4"/>
               <w:left w:val="single" w:color="BFC9D6" w:sz="4"/>
@@ -23807,7 +23860,7 @@
         </w:tc>
         <w:tc>
           <w:tcPr>
-            <w:tcW w:type="dxa" w:w="1149"/>
+            <w:tcW w:type="dxa" w:w="965"/>
             <w:tcBorders>
               <w:top w:val="single" w:color="BFC9D6" w:sz="4"/>
               <w:left w:val="single" w:color="BFC9D6" w:sz="4"/>
@@ -23844,7 +23897,7 @@
         </w:tc>
         <w:tc>
           <w:tcPr>
-            <w:tcW w:type="dxa" w:w="954"/>
+            <w:tcW w:type="dxa" w:w="1045"/>
             <w:tcBorders>
               <w:top w:val="single" w:color="BFC9D6" w:sz="4"/>
               <w:left w:val="single" w:color="BFC9D6" w:sz="4"/>
@@ -23881,7 +23934,7 @@
         </w:tc>
         <w:tc>
           <w:tcPr>
-            <w:tcW w:type="dxa" w:w="954"/>
+            <w:tcW w:type="dxa" w:w="965"/>
             <w:tcBorders>
               <w:top w:val="single" w:color="BFC9D6" w:sz="4"/>
               <w:left w:val="single" w:color="BFC9D6" w:sz="4"/>
@@ -23923,7 +23976,7 @@
         </w:trPr>
         <w:tc>
           <w:tcPr>
-            <w:tcW w:type="dxa" w:w="1836"/>
+            <w:tcW w:type="dxa" w:w="1858"/>
             <w:tcBorders>
               <w:top w:val="single" w:color="BFC9D6" w:sz="4"/>
               <w:left w:val="single" w:color="BFC9D6" w:sz="4"/>
@@ -23959,7 +24012,7 @@
         </w:tc>
         <w:tc>
           <w:tcPr>
-            <w:tcW w:type="dxa" w:w="4017"/>
+            <w:tcW w:type="dxa" w:w="4066"/>
             <w:tcBorders>
               <w:top w:val="single" w:color="BFC9D6" w:sz="4"/>
               <w:left w:val="single" w:color="BFC9D6" w:sz="4"/>
@@ -23995,7 +24048,7 @@
         </w:tc>
         <w:tc>
           <w:tcPr>
-            <w:tcW w:type="dxa" w:w="954"/>
+            <w:tcW w:type="dxa" w:w="965"/>
             <w:tcBorders>
               <w:top w:val="single" w:color="BFC9D6" w:sz="4"/>
               <w:left w:val="single" w:color="BFC9D6" w:sz="4"/>
@@ -24031,7 +24084,7 @@
         </w:tc>
         <w:tc>
           <w:tcPr>
-            <w:tcW w:type="dxa" w:w="1149"/>
+            <w:tcW w:type="dxa" w:w="965"/>
             <w:tcBorders>
               <w:top w:val="single" w:color="BFC9D6" w:sz="4"/>
               <w:left w:val="single" w:color="BFC9D6" w:sz="4"/>
@@ -24067,7 +24120,7 @@
         </w:tc>
         <w:tc>
           <w:tcPr>
-            <w:tcW w:type="dxa" w:w="954"/>
+            <w:tcW w:type="dxa" w:w="1045"/>
             <w:tcBorders>
               <w:top w:val="single" w:color="BFC9D6" w:sz="4"/>
               <w:left w:val="single" w:color="BFC9D6" w:sz="4"/>
@@ -24103,7 +24156,7 @@
         </w:tc>
         <w:tc>
           <w:tcPr>
-            <w:tcW w:type="dxa" w:w="954"/>
+            <w:tcW w:type="dxa" w:w="965"/>
             <w:tcBorders>
               <w:top w:val="single" w:color="BFC9D6" w:sz="4"/>
               <w:left w:val="single" w:color="BFC9D6" w:sz="4"/>
@@ -24144,7 +24197,7 @@
         </w:trPr>
         <w:tc>
           <w:tcPr>
-            <w:tcW w:type="dxa" w:w="1836"/>
+            <w:tcW w:type="dxa" w:w="1858"/>
             <w:tcBorders>
               <w:top w:val="single" w:color="BFC9D6" w:sz="4"/>
               <w:left w:val="single" w:color="BFC9D6" w:sz="4"/>
@@ -24181,7 +24234,7 @@
         </w:tc>
         <w:tc>
           <w:tcPr>
-            <w:tcW w:type="dxa" w:w="4017"/>
+            <w:tcW w:type="dxa" w:w="4066"/>
             <w:tcBorders>
               <w:top w:val="single" w:color="BFC9D6" w:sz="4"/>
               <w:left w:val="single" w:color="BFC9D6" w:sz="4"/>
@@ -24218,7 +24271,7 @@
         </w:tc>
         <w:tc>
           <w:tcPr>
-            <w:tcW w:type="dxa" w:w="954"/>
+            <w:tcW w:type="dxa" w:w="965"/>
             <w:tcBorders>
               <w:top w:val="single" w:color="BFC9D6" w:sz="4"/>
               <w:left w:val="single" w:color="BFC9D6" w:sz="4"/>
@@ -24255,7 +24308,7 @@
         </w:tc>
         <w:tc>
           <w:tcPr>
-            <w:tcW w:type="dxa" w:w="1149"/>
+            <w:tcW w:type="dxa" w:w="965"/>
             <w:tcBorders>
               <w:top w:val="single" w:color="BFC9D6" w:sz="4"/>
               <w:left w:val="single" w:color="BFC9D6" w:sz="4"/>
@@ -24305,7 +24358,7 @@
         </w:tc>
         <w:tc>
           <w:tcPr>
-            <w:tcW w:type="dxa" w:w="954"/>
+            <w:tcW w:type="dxa" w:w="1045"/>
             <w:tcBorders>
               <w:top w:val="single" w:color="BFC9D6" w:sz="4"/>
               <w:left w:val="single" w:color="BFC9D6" w:sz="4"/>
@@ -24342,7 +24395,7 @@
         </w:tc>
         <w:tc>
           <w:tcPr>
-            <w:tcW w:type="dxa" w:w="954"/>
+            <w:tcW w:type="dxa" w:w="965"/>
             <w:tcBorders>
               <w:top w:val="single" w:color="BFC9D6" w:sz="4"/>
               <w:left w:val="single" w:color="BFC9D6" w:sz="4"/>
@@ -24384,7 +24437,7 @@
         </w:trPr>
         <w:tc>
           <w:tcPr>
-            <w:tcW w:type="dxa" w:w="1836"/>
+            <w:tcW w:type="dxa" w:w="1858"/>
             <w:tcBorders>
               <w:top w:val="single" w:color="BFC9D6" w:sz="4"/>
               <w:left w:val="single" w:color="BFC9D6" w:sz="4"/>
@@ -24420,7 +24473,7 @@
         </w:tc>
         <w:tc>
           <w:tcPr>
-            <w:tcW w:type="dxa" w:w="4017"/>
+            <w:tcW w:type="dxa" w:w="4066"/>
             <w:tcBorders>
               <w:top w:val="single" w:color="BFC9D6" w:sz="4"/>
               <w:left w:val="single" w:color="BFC9D6" w:sz="4"/>
@@ -24456,7 +24509,7 @@
         </w:tc>
         <w:tc>
           <w:tcPr>
-            <w:tcW w:type="dxa" w:w="954"/>
+            <w:tcW w:type="dxa" w:w="965"/>
             <w:tcBorders>
               <w:top w:val="single" w:color="BFC9D6" w:sz="4"/>
               <w:left w:val="single" w:color="BFC9D6" w:sz="4"/>
@@ -24492,7 +24545,7 @@
         </w:tc>
         <w:tc>
           <w:tcPr>
-            <w:tcW w:type="dxa" w:w="1149"/>
+            <w:tcW w:type="dxa" w:w="965"/>
             <w:tcBorders>
               <w:top w:val="single" w:color="BFC9D6" w:sz="4"/>
               <w:left w:val="single" w:color="BFC9D6" w:sz="4"/>
@@ -24528,7 +24581,7 @@
         </w:tc>
         <w:tc>
           <w:tcPr>
-            <w:tcW w:type="dxa" w:w="954"/>
+            <w:tcW w:type="dxa" w:w="1045"/>
             <w:tcBorders>
               <w:top w:val="single" w:color="BFC9D6" w:sz="4"/>
               <w:left w:val="single" w:color="BFC9D6" w:sz="4"/>
@@ -24564,7 +24617,7 @@
         </w:tc>
         <w:tc>
           <w:tcPr>
-            <w:tcW w:type="dxa" w:w="954"/>
+            <w:tcW w:type="dxa" w:w="965"/>
             <w:tcBorders>
               <w:top w:val="single" w:color="BFC9D6" w:sz="4"/>
               <w:left w:val="single" w:color="BFC9D6" w:sz="4"/>
@@ -24605,7 +24658,7 @@
         </w:trPr>
         <w:tc>
           <w:tcPr>
-            <w:tcW w:type="dxa" w:w="1836"/>
+            <w:tcW w:type="dxa" w:w="1858"/>
             <w:tcBorders>
               <w:top w:val="single" w:color="BFC9D6" w:sz="4"/>
               <w:left w:val="single" w:color="BFC9D6" w:sz="4"/>
@@ -24642,7 +24695,7 @@
         </w:tc>
         <w:tc>
           <w:tcPr>
-            <w:tcW w:type="dxa" w:w="4017"/>
+            <w:tcW w:type="dxa" w:w="4066"/>
             <w:tcBorders>
               <w:top w:val="single" w:color="BFC9D6" w:sz="4"/>
               <w:left w:val="single" w:color="BFC9D6" w:sz="4"/>
@@ -24666,20 +24719,29 @@
             </w:pPr>
             <w:r>
               <w:rPr>
-                <w:rFonts w:ascii="Arial" w:cs="Arial" w:eastAsia="Arial" w:hAnsi="Arial"/>
-                <w:b w:val="false"/>
-                <w:bCs w:val="false"/>
-                <w:sz w:val="18"/>
-                <w:szCs w:val="18"/>
-                <w:rtl/>
-              </w:rPr>
-              <w:t xml:space="preserve">مفتوح، متوسط (:154)</w:t>
-            </w:r>
-          </w:p>
-        </w:tc>
-        <w:tc>
-          <w:tcPr>
-            <w:tcW w:type="dxa" w:w="954"/>
+                <w:rFonts w:ascii="Segoe UI Emoji" w:cs="Segoe UI Emoji" w:eastAsia="Segoe UI Emoji" w:hAnsi="Segoe UI Emoji"/>
+                <w:sz w:val="18"/>
+                <w:szCs w:val="18"/>
+                <w:rtl/>
+              </w:rPr>
+              <w:t xml:space="preserve">✅</w:t>
+            </w:r>
+            <w:r>
+              <w:rPr>
+                <w:rFonts w:ascii="Arial" w:cs="Arial" w:eastAsia="Arial" w:hAnsi="Arial"/>
+                <w:b w:val="false"/>
+                <w:bCs w:val="false"/>
+                <w:sz w:val="18"/>
+                <w:szCs w:val="18"/>
+                <w:rtl/>
+              </w:rPr>
+              <w:t xml:space="preserve"> مغلق لـ R1 وR3 وR4 وR5 (ADR 0003)</w:t>
+            </w:r>
+          </w:p>
+        </w:tc>
+        <w:tc>
+          <w:tcPr>
+            <w:tcW w:type="dxa" w:w="965"/>
             <w:tcBorders>
               <w:top w:val="single" w:color="BFC9D6" w:sz="4"/>
               <w:left w:val="single" w:color="BFC9D6" w:sz="4"/>
@@ -24716,7 +24778,7 @@
         </w:tc>
         <w:tc>
           <w:tcPr>
-            <w:tcW w:type="dxa" w:w="1149"/>
+            <w:tcW w:type="dxa" w:w="965"/>
             <w:tcBorders>
               <w:top w:val="single" w:color="BFC9D6" w:sz="4"/>
               <w:left w:val="single" w:color="BFC9D6" w:sz="4"/>
@@ -24747,13 +24809,13 @@
                 <w:szCs w:val="18"/>
                 <w:rtl/>
               </w:rPr>
-              <w:t xml:space="preserve">إجراءات وDENY قبل خروج S0</w:t>
-            </w:r>
-          </w:p>
-        </w:tc>
-        <w:tc>
-          <w:tcPr>
-            <w:tcW w:type="dxa" w:w="954"/>
+              <w:t xml:space="preserve">إجراءات وDENY منفّذة</w:t>
+            </w:r>
+          </w:p>
+        </w:tc>
+        <w:tc>
+          <w:tcPr>
+            <w:tcW w:type="dxa" w:w="1045"/>
             <w:tcBorders>
               <w:top w:val="single" w:color="BFC9D6" w:sz="4"/>
               <w:left w:val="single" w:color="BFC9D6" w:sz="4"/>
@@ -24784,13 +24846,13 @@
                 <w:szCs w:val="18"/>
                 <w:rtl/>
               </w:rPr>
-              <w:t xml:space="preserve">THR-21 فقط يُقبل</w:t>
-            </w:r>
-          </w:p>
-        </w:tc>
-        <w:tc>
-          <w:tcPr>
-            <w:tcW w:type="dxa" w:w="954"/>
+              <w:t xml:space="preserve">THR-21 يُقبل، وR6 ينتظر DQ-F03-10</w:t>
+            </w:r>
+          </w:p>
+        </w:tc>
+        <w:tc>
+          <w:tcPr>
+            <w:tcW w:type="dxa" w:w="965"/>
             <w:tcBorders>
               <w:top w:val="single" w:color="BFC9D6" w:sz="4"/>
               <w:left w:val="single" w:color="BFC9D6" w:sz="4"/>
@@ -25547,11 +25609,11 @@
         </w:tblBorders>
       </w:tblPr>
       <w:tblGrid>
-        <w:gridCol w:w="1578"/>
-        <w:gridCol w:w="2170"/>
-        <w:gridCol w:w="2368"/>
-        <w:gridCol w:w="1578"/>
-        <w:gridCol w:w="2170"/>
+        <w:gridCol w:w="1540"/>
+        <w:gridCol w:w="2118"/>
+        <w:gridCol w:w="2548"/>
+        <w:gridCol w:w="1540"/>
+        <w:gridCol w:w="2118"/>
       </w:tblGrid>
       <w:tr>
         <w:trPr>
@@ -25560,7 +25622,7 @@
         </w:trPr>
         <w:tc>
           <w:tcPr>
-            <w:tcW w:type="dxa" w:w="1578"/>
+            <w:tcW w:type="dxa" w:w="1540"/>
             <w:tcBorders>
               <w:top w:val="single" w:color="BFC9D6" w:sz="4"/>
               <w:left w:val="single" w:color="BFC9D6" w:sz="4"/>
@@ -25598,7 +25660,7 @@
         </w:tc>
         <w:tc>
           <w:tcPr>
-            <w:tcW w:type="dxa" w:w="2170"/>
+            <w:tcW w:type="dxa" w:w="2118"/>
             <w:tcBorders>
               <w:top w:val="single" w:color="BFC9D6" w:sz="4"/>
               <w:left w:val="single" w:color="BFC9D6" w:sz="4"/>
@@ -25636,7 +25698,7 @@
         </w:tc>
         <w:tc>
           <w:tcPr>
-            <w:tcW w:type="dxa" w:w="2368"/>
+            <w:tcW w:type="dxa" w:w="2548"/>
             <w:tcBorders>
               <w:top w:val="single" w:color="BFC9D6" w:sz="4"/>
               <w:left w:val="single" w:color="BFC9D6" w:sz="4"/>
@@ -25674,7 +25736,7 @@
         </w:tc>
         <w:tc>
           <w:tcPr>
-            <w:tcW w:type="dxa" w:w="1578"/>
+            <w:tcW w:type="dxa" w:w="1540"/>
             <w:tcBorders>
               <w:top w:val="single" w:color="BFC9D6" w:sz="4"/>
               <w:left w:val="single" w:color="BFC9D6" w:sz="4"/>
@@ -25712,7 +25774,7 @@
         </w:tc>
         <w:tc>
           <w:tcPr>
-            <w:tcW w:type="dxa" w:w="2170"/>
+            <w:tcW w:type="dxa" w:w="2118"/>
             <w:tcBorders>
               <w:top w:val="single" w:color="BFC9D6" w:sz="4"/>
               <w:left w:val="single" w:color="BFC9D6" w:sz="4"/>
@@ -25755,7 +25817,7 @@
         </w:trPr>
         <w:tc>
           <w:tcPr>
-            <w:tcW w:type="dxa" w:w="1578"/>
+            <w:tcW w:type="dxa" w:w="1540"/>
             <w:tcBorders>
               <w:top w:val="single" w:color="BFC9D6" w:sz="4"/>
               <w:left w:val="single" w:color="BFC9D6" w:sz="4"/>
@@ -25791,7 +25853,7 @@
         </w:tc>
         <w:tc>
           <w:tcPr>
-            <w:tcW w:type="dxa" w:w="2170"/>
+            <w:tcW w:type="dxa" w:w="2118"/>
             <w:tcBorders>
               <w:top w:val="single" w:color="BFC9D6" w:sz="4"/>
               <w:left w:val="single" w:color="BFC9D6" w:sz="4"/>
@@ -25827,43 +25889,52 @@
         </w:tc>
         <w:tc>
           <w:tcPr>
-            <w:tcW w:type="dxa" w:w="2368"/>
-            <w:tcBorders>
-              <w:top w:val="single" w:color="BFC9D6" w:sz="4"/>
-              <w:left w:val="single" w:color="BFC9D6" w:sz="4"/>
-              <w:bottom w:val="single" w:color="BFC9D6" w:sz="4"/>
-              <w:right w:val="single" w:color="BFC9D6" w:sz="4"/>
-            </w:tcBorders>
-            <w:tcMar>
-              <w:top w:type="dxa" w:w="50"/>
-              <w:left w:type="dxa" w:w="90"/>
-              <w:bottom w:type="dxa" w:w="50"/>
-              <w:right w:type="dxa" w:w="90"/>
-            </w:tcMar>
-            <w:vAlign w:val="top"/>
-          </w:tcPr>
-          <w:p>
-            <w:pPr>
-              <w:keepNext w:val="false"/>
-              <w:bidi/>
-              <w:spacing w:after="30" w:before="30" w:line="264"/>
-            </w:pPr>
-            <w:r>
-              <w:rPr>
-                <w:rFonts w:ascii="Arial" w:cs="Arial" w:eastAsia="Arial" w:hAnsi="Arial"/>
-                <w:b w:val="false"/>
-                <w:bCs w:val="false"/>
-                <w:sz w:val="18"/>
-                <w:szCs w:val="18"/>
-                <w:rtl/>
-              </w:rPr>
-              <w:t xml:space="preserve">مالك المنتج يعتمد بتوصية معماري الأمن؛ مراجعة قبل كل شريحة؛ العالي لا يُقبل بلا تاريخ معالجة</w:t>
-            </w:r>
-          </w:p>
-        </w:tc>
-        <w:tc>
-          <w:tcPr>
-            <w:tcW w:type="dxa" w:w="1578"/>
+            <w:tcW w:type="dxa" w:w="2548"/>
+            <w:tcBorders>
+              <w:top w:val="single" w:color="BFC9D6" w:sz="4"/>
+              <w:left w:val="single" w:color="BFC9D6" w:sz="4"/>
+              <w:bottom w:val="single" w:color="BFC9D6" w:sz="4"/>
+              <w:right w:val="single" w:color="BFC9D6" w:sz="4"/>
+            </w:tcBorders>
+            <w:tcMar>
+              <w:top w:type="dxa" w:w="50"/>
+              <w:left w:type="dxa" w:w="90"/>
+              <w:bottom w:type="dxa" w:w="50"/>
+              <w:right w:type="dxa" w:w="90"/>
+            </w:tcMar>
+            <w:vAlign w:val="top"/>
+          </w:tcPr>
+          <w:p>
+            <w:pPr>
+              <w:keepNext w:val="false"/>
+              <w:bidi/>
+              <w:spacing w:after="30" w:before="30" w:line="264"/>
+            </w:pPr>
+            <w:r>
+              <w:rPr>
+                <w:rFonts w:ascii="Segoe UI Emoji" w:cs="Segoe UI Emoji" w:eastAsia="Segoe UI Emoji" w:hAnsi="Segoe UI Emoji"/>
+                <w:sz w:val="18"/>
+                <w:szCs w:val="18"/>
+                <w:rtl/>
+              </w:rPr>
+              <w:t xml:space="preserve">✅</w:t>
+            </w:r>
+            <w:r>
+              <w:rPr>
+                <w:rFonts w:ascii="Arial" w:cs="Arial" w:eastAsia="Arial" w:hAnsi="Arial"/>
+                <w:b w:val="false"/>
+                <w:bCs w:val="false"/>
+                <w:sz w:val="18"/>
+                <w:szCs w:val="18"/>
+                <w:rtl/>
+              </w:rPr>
+              <w:t xml:space="preserve"> معتمد من المالك (2026-10-12): مالك المنتج يعتمد بتوصية معماري الأمن؛ مراجعة قبل كل شريحة؛ العالي لا يُقبل بلا تاريخ معالجة</w:t>
+            </w:r>
+          </w:p>
+        </w:tc>
+        <w:tc>
+          <w:tcPr>
+            <w:tcW w:type="dxa" w:w="1540"/>
             <w:tcBorders>
               <w:top w:val="single" w:color="BFC9D6" w:sz="4"/>
               <w:left w:val="single" w:color="BFC9D6" w:sz="4"/>
@@ -25899,7 +25970,7 @@
         </w:tc>
         <w:tc>
           <w:tcPr>
-            <w:tcW w:type="dxa" w:w="2170"/>
+            <w:tcW w:type="dxa" w:w="2118"/>
             <w:tcBorders>
               <w:top w:val="single" w:color="BFC9D6" w:sz="4"/>
               <w:left w:val="single" w:color="BFC9D6" w:sz="4"/>
@@ -25940,7 +26011,7 @@
         </w:trPr>
         <w:tc>
           <w:tcPr>
-            <w:tcW w:type="dxa" w:w="1578"/>
+            <w:tcW w:type="dxa" w:w="1540"/>
             <w:tcBorders>
               <w:top w:val="single" w:color="BFC9D6" w:sz="4"/>
               <w:left w:val="single" w:color="BFC9D6" w:sz="4"/>
@@ -25977,7 +26048,7 @@
         </w:tc>
         <w:tc>
           <w:tcPr>
-            <w:tcW w:type="dxa" w:w="2170"/>
+            <w:tcW w:type="dxa" w:w="2118"/>
             <w:tcBorders>
               <w:top w:val="single" w:color="BFC9D6" w:sz="4"/>
               <w:left w:val="single" w:color="BFC9D6" w:sz="4"/>
@@ -26014,7 +26085,7 @@
         </w:tc>
         <w:tc>
           <w:tcPr>
-            <w:tcW w:type="dxa" w:w="2368"/>
+            <w:tcW w:type="dxa" w:w="2548"/>
             <w:tcBorders>
               <w:top w:val="single" w:color="BFC9D6" w:sz="4"/>
               <w:left w:val="single" w:color="BFC9D6" w:sz="4"/>
@@ -26051,7 +26122,7 @@
         </w:tc>
         <w:tc>
           <w:tcPr>
-            <w:tcW w:type="dxa" w:w="1578"/>
+            <w:tcW w:type="dxa" w:w="1540"/>
             <w:tcBorders>
               <w:top w:val="single" w:color="BFC9D6" w:sz="4"/>
               <w:left w:val="single" w:color="BFC9D6" w:sz="4"/>
@@ -26088,7 +26159,7 @@
         </w:tc>
         <w:tc>
           <w:tcPr>
-            <w:tcW w:type="dxa" w:w="2170"/>
+            <w:tcW w:type="dxa" w:w="2118"/>
             <w:tcBorders>
               <w:top w:val="single" w:color="BFC9D6" w:sz="4"/>
               <w:left w:val="single" w:color="BFC9D6" w:sz="4"/>
@@ -26130,7 +26201,7 @@
         </w:trPr>
         <w:tc>
           <w:tcPr>
-            <w:tcW w:type="dxa" w:w="1578"/>
+            <w:tcW w:type="dxa" w:w="1540"/>
             <w:tcBorders>
               <w:top w:val="single" w:color="BFC9D6" w:sz="4"/>
               <w:left w:val="single" w:color="BFC9D6" w:sz="4"/>
@@ -26166,7 +26237,7 @@
         </w:tc>
         <w:tc>
           <w:tcPr>
-            <w:tcW w:type="dxa" w:w="2170"/>
+            <w:tcW w:type="dxa" w:w="2118"/>
             <w:tcBorders>
               <w:top w:val="single" w:color="BFC9D6" w:sz="4"/>
               <w:left w:val="single" w:color="BFC9D6" w:sz="4"/>
@@ -26202,37 +26273,46 @@
         </w:tc>
         <w:tc>
           <w:tcPr>
-            <w:tcW w:type="dxa" w:w="2368"/>
-            <w:tcBorders>
-              <w:top w:val="single" w:color="BFC9D6" w:sz="4"/>
-              <w:left w:val="single" w:color="BFC9D6" w:sz="4"/>
-              <w:bottom w:val="single" w:color="BFC9D6" w:sz="4"/>
-              <w:right w:val="single" w:color="BFC9D6" w:sz="4"/>
-            </w:tcBorders>
-            <w:tcMar>
-              <w:top w:type="dxa" w:w="50"/>
-              <w:left w:type="dxa" w:w="90"/>
-              <w:bottom w:type="dxa" w:w="50"/>
-              <w:right w:type="dxa" w:w="90"/>
-            </w:tcMar>
-            <w:vAlign w:val="top"/>
-          </w:tcPr>
-          <w:p>
-            <w:pPr>
-              <w:keepNext w:val="false"/>
-              <w:bidi/>
-              <w:spacing w:after="30" w:before="30" w:line="264"/>
-            </w:pPr>
-            <w:r>
-              <w:rPr>
-                <w:rFonts w:ascii="Arial" w:cs="Arial" w:eastAsia="Arial" w:hAnsi="Arial"/>
-                <w:b w:val="false"/>
-                <w:bCs w:val="false"/>
-                <w:sz w:val="18"/>
-                <w:szCs w:val="18"/>
-                <w:rtl/>
-              </w:rPr>
-              <w:t xml:space="preserve">نعم؛ التسجيل الأول بإجراء بصفة </w:t>
+            <w:tcW w:type="dxa" w:w="2548"/>
+            <w:tcBorders>
+              <w:top w:val="single" w:color="BFC9D6" w:sz="4"/>
+              <w:left w:val="single" w:color="BFC9D6" w:sz="4"/>
+              <w:bottom w:val="single" w:color="BFC9D6" w:sz="4"/>
+              <w:right w:val="single" w:color="BFC9D6" w:sz="4"/>
+            </w:tcBorders>
+            <w:tcMar>
+              <w:top w:type="dxa" w:w="50"/>
+              <w:left w:type="dxa" w:w="90"/>
+              <w:bottom w:type="dxa" w:w="50"/>
+              <w:right w:type="dxa" w:w="90"/>
+            </w:tcMar>
+            <w:vAlign w:val="top"/>
+          </w:tcPr>
+          <w:p>
+            <w:pPr>
+              <w:keepNext w:val="false"/>
+              <w:bidi/>
+              <w:spacing w:after="30" w:before="30" w:line="264"/>
+            </w:pPr>
+            <w:r>
+              <w:rPr>
+                <w:rFonts w:ascii="Segoe UI Emoji" w:cs="Segoe UI Emoji" w:eastAsia="Segoe UI Emoji" w:hAnsi="Segoe UI Emoji"/>
+                <w:sz w:val="18"/>
+                <w:szCs w:val="18"/>
+                <w:rtl/>
+              </w:rPr>
+              <w:t xml:space="preserve">✅</w:t>
+            </w:r>
+            <w:r>
+              <w:rPr>
+                <w:rFonts w:ascii="Arial" w:cs="Arial" w:eastAsia="Arial" w:hAnsi="Arial"/>
+                <w:b w:val="false"/>
+                <w:bCs w:val="false"/>
+                <w:sz w:val="18"/>
+                <w:szCs w:val="18"/>
+                <w:rtl/>
+              </w:rPr>
+              <w:t xml:space="preserve"> معتمد من المالك (2026-10-12): نعم؛ التسجيل الأول بإجراء بصفة </w:t>
             </w:r>
             <w:r>
               <w:rPr>
@@ -26262,7 +26342,7 @@
         </w:tc>
         <w:tc>
           <w:tcPr>
-            <w:tcW w:type="dxa" w:w="1578"/>
+            <w:tcW w:type="dxa" w:w="1540"/>
             <w:tcBorders>
               <w:top w:val="single" w:color="BFC9D6" w:sz="4"/>
               <w:left w:val="single" w:color="BFC9D6" w:sz="4"/>
@@ -26298,7 +26378,7 @@
         </w:tc>
         <w:tc>
           <w:tcPr>
-            <w:tcW w:type="dxa" w:w="2170"/>
+            <w:tcW w:type="dxa" w:w="2118"/>
             <w:tcBorders>
               <w:top w:val="single" w:color="BFC9D6" w:sz="4"/>
               <w:left w:val="single" w:color="BFC9D6" w:sz="4"/>
@@ -26339,7 +26419,7 @@
         </w:trPr>
         <w:tc>
           <w:tcPr>
-            <w:tcW w:type="dxa" w:w="1578"/>
+            <w:tcW w:type="dxa" w:w="1540"/>
             <w:tcBorders>
               <w:top w:val="single" w:color="BFC9D6" w:sz="4"/>
               <w:left w:val="single" w:color="BFC9D6" w:sz="4"/>
@@ -26376,7 +26456,7 @@
         </w:tc>
         <w:tc>
           <w:tcPr>
-            <w:tcW w:type="dxa" w:w="2170"/>
+            <w:tcW w:type="dxa" w:w="2118"/>
             <w:tcBorders>
               <w:top w:val="single" w:color="BFC9D6" w:sz="4"/>
               <w:left w:val="single" w:color="BFC9D6" w:sz="4"/>
@@ -26437,7 +26517,7 @@
         </w:tc>
         <w:tc>
           <w:tcPr>
-            <w:tcW w:type="dxa" w:w="2368"/>
+            <w:tcW w:type="dxa" w:w="2548"/>
             <w:tcBorders>
               <w:top w:val="single" w:color="BFC9D6" w:sz="4"/>
               <w:left w:val="single" w:color="BFC9D6" w:sz="4"/>
@@ -26498,7 +26578,7 @@
         </w:tc>
         <w:tc>
           <w:tcPr>
-            <w:tcW w:type="dxa" w:w="1578"/>
+            <w:tcW w:type="dxa" w:w="1540"/>
             <w:tcBorders>
               <w:top w:val="single" w:color="BFC9D6" w:sz="4"/>
               <w:left w:val="single" w:color="BFC9D6" w:sz="4"/>
@@ -26535,7 +26615,7 @@
         </w:tc>
         <w:tc>
           <w:tcPr>
-            <w:tcW w:type="dxa" w:w="2170"/>
+            <w:tcW w:type="dxa" w:w="2118"/>
             <w:tcBorders>
               <w:top w:val="single" w:color="BFC9D6" w:sz="4"/>
               <w:left w:val="single" w:color="BFC9D6" w:sz="4"/>
@@ -26577,7 +26657,7 @@
         </w:trPr>
         <w:tc>
           <w:tcPr>
-            <w:tcW w:type="dxa" w:w="1578"/>
+            <w:tcW w:type="dxa" w:w="1540"/>
             <w:tcBorders>
               <w:top w:val="single" w:color="BFC9D6" w:sz="4"/>
               <w:left w:val="single" w:color="BFC9D6" w:sz="4"/>
@@ -26613,7 +26693,7 @@
         </w:tc>
         <w:tc>
           <w:tcPr>
-            <w:tcW w:type="dxa" w:w="2170"/>
+            <w:tcW w:type="dxa" w:w="2118"/>
             <w:tcBorders>
               <w:top w:val="single" w:color="BFC9D6" w:sz="4"/>
               <w:left w:val="single" w:color="BFC9D6" w:sz="4"/>
@@ -26673,7 +26753,7 @@
         </w:tc>
         <w:tc>
           <w:tcPr>
-            <w:tcW w:type="dxa" w:w="2368"/>
+            <w:tcW w:type="dxa" w:w="2548"/>
             <w:tcBorders>
               <w:top w:val="single" w:color="BFC9D6" w:sz="4"/>
               <w:left w:val="single" w:color="BFC9D6" w:sz="4"/>
@@ -26709,7 +26789,7 @@
         </w:tc>
         <w:tc>
           <w:tcPr>
-            <w:tcW w:type="dxa" w:w="1578"/>
+            <w:tcW w:type="dxa" w:w="1540"/>
             <w:tcBorders>
               <w:top w:val="single" w:color="BFC9D6" w:sz="4"/>
               <w:left w:val="single" w:color="BFC9D6" w:sz="4"/>
@@ -26745,7 +26825,7 @@
         </w:tc>
         <w:tc>
           <w:tcPr>
-            <w:tcW w:type="dxa" w:w="2170"/>
+            <w:tcW w:type="dxa" w:w="2118"/>
             <w:tcBorders>
               <w:top w:val="single" w:color="BFC9D6" w:sz="4"/>
               <w:left w:val="single" w:color="BFC9D6" w:sz="4"/>
@@ -26786,7 +26866,7 @@
         </w:trPr>
         <w:tc>
           <w:tcPr>
-            <w:tcW w:type="dxa" w:w="1578"/>
+            <w:tcW w:type="dxa" w:w="1540"/>
             <w:tcBorders>
               <w:top w:val="single" w:color="BFC9D6" w:sz="4"/>
               <w:left w:val="single" w:color="BFC9D6" w:sz="4"/>
@@ -26823,7 +26903,7 @@
         </w:tc>
         <w:tc>
           <w:tcPr>
-            <w:tcW w:type="dxa" w:w="2170"/>
+            <w:tcW w:type="dxa" w:w="2118"/>
             <w:tcBorders>
               <w:top w:val="single" w:color="BFC9D6" w:sz="4"/>
               <w:left w:val="single" w:color="BFC9D6" w:sz="4"/>
@@ -26860,7 +26940,7 @@
         </w:tc>
         <w:tc>
           <w:tcPr>
-            <w:tcW w:type="dxa" w:w="2368"/>
+            <w:tcW w:type="dxa" w:w="2548"/>
             <w:tcBorders>
               <w:top w:val="single" w:color="BFC9D6" w:sz="4"/>
               <w:left w:val="single" w:color="BFC9D6" w:sz="4"/>
@@ -26884,20 +26964,29 @@
             </w:pPr>
             <w:r>
               <w:rPr>
-                <w:rFonts w:ascii="Arial" w:cs="Arial" w:eastAsia="Arial" w:hAnsi="Arial"/>
-                <w:b w:val="false"/>
-                <w:bCs w:val="false"/>
-                <w:sz w:val="18"/>
-                <w:szCs w:val="18"/>
-                <w:rtl/>
-              </w:rPr>
-              <w:t xml:space="preserve">نعم بتقييم منخفض ومالك ومراجعة قبل S2، بعد تطبيق ضوابط التطبيق في §5</w:t>
-            </w:r>
-          </w:p>
-        </w:tc>
-        <w:tc>
-          <w:tcPr>
-            <w:tcW w:type="dxa" w:w="1578"/>
+                <w:rFonts w:ascii="Segoe UI Emoji" w:cs="Segoe UI Emoji" w:eastAsia="Segoe UI Emoji" w:hAnsi="Segoe UI Emoji"/>
+                <w:sz w:val="18"/>
+                <w:szCs w:val="18"/>
+                <w:rtl/>
+              </w:rPr>
+              <w:t xml:space="preserve">✅</w:t>
+            </w:r>
+            <w:r>
+              <w:rPr>
+                <w:rFonts w:ascii="Arial" w:cs="Arial" w:eastAsia="Arial" w:hAnsi="Arial"/>
+                <w:b w:val="false"/>
+                <w:bCs w:val="false"/>
+                <w:sz w:val="18"/>
+                <w:szCs w:val="18"/>
+                <w:rtl/>
+              </w:rPr>
+              <w:t xml:space="preserve"> معتمد من المالك (2026-10-12): نعم بتقييم منخفض ومالك ومراجعة قبل S2، بعد تطبيق ضوابط التطبيق في §5</w:t>
+            </w:r>
+          </w:p>
+        </w:tc>
+        <w:tc>
+          <w:tcPr>
+            <w:tcW w:type="dxa" w:w="1540"/>
             <w:tcBorders>
               <w:top w:val="single" w:color="BFC9D6" w:sz="4"/>
               <w:left w:val="single" w:color="BFC9D6" w:sz="4"/>
@@ -26934,7 +27023,7 @@
         </w:tc>
         <w:tc>
           <w:tcPr>
-            <w:tcW w:type="dxa" w:w="2170"/>
+            <w:tcW w:type="dxa" w:w="2118"/>
             <w:tcBorders>
               <w:top w:val="single" w:color="BFC9D6" w:sz="4"/>
               <w:left w:val="single" w:color="BFC9D6" w:sz="4"/>
@@ -26976,7 +27065,7 @@
         </w:trPr>
         <w:tc>
           <w:tcPr>
-            <w:tcW w:type="dxa" w:w="1578"/>
+            <w:tcW w:type="dxa" w:w="1540"/>
             <w:tcBorders>
               <w:top w:val="single" w:color="BFC9D6" w:sz="4"/>
               <w:left w:val="single" w:color="BFC9D6" w:sz="4"/>
@@ -27012,7 +27101,7 @@
         </w:tc>
         <w:tc>
           <w:tcPr>
-            <w:tcW w:type="dxa" w:w="2170"/>
+            <w:tcW w:type="dxa" w:w="2118"/>
             <w:tcBorders>
               <w:top w:val="single" w:color="BFC9D6" w:sz="4"/>
               <w:left w:val="single" w:color="BFC9D6" w:sz="4"/>
@@ -27048,7 +27137,7 @@
         </w:tc>
         <w:tc>
           <w:tcPr>
-            <w:tcW w:type="dxa" w:w="2368"/>
+            <w:tcW w:type="dxa" w:w="2548"/>
             <w:tcBorders>
               <w:top w:val="single" w:color="BFC9D6" w:sz="4"/>
               <w:left w:val="single" w:color="BFC9D6" w:sz="4"/>
@@ -27084,7 +27173,7 @@
         </w:tc>
         <w:tc>
           <w:tcPr>
-            <w:tcW w:type="dxa" w:w="1578"/>
+            <w:tcW w:type="dxa" w:w="1540"/>
             <w:tcBorders>
               <w:top w:val="single" w:color="BFC9D6" w:sz="4"/>
               <w:left w:val="single" w:color="BFC9D6" w:sz="4"/>
@@ -27120,7 +27209,7 @@
         </w:tc>
         <w:tc>
           <w:tcPr>
-            <w:tcW w:type="dxa" w:w="2170"/>
+            <w:tcW w:type="dxa" w:w="2118"/>
             <w:tcBorders>
               <w:top w:val="single" w:color="BFC9D6" w:sz="4"/>
               <w:left w:val="single" w:color="BFC9D6" w:sz="4"/>
@@ -27161,7 +27250,7 @@
         </w:trPr>
         <w:tc>
           <w:tcPr>
-            <w:tcW w:type="dxa" w:w="1578"/>
+            <w:tcW w:type="dxa" w:w="1540"/>
             <w:tcBorders>
               <w:top w:val="single" w:color="BFC9D6" w:sz="4"/>
               <w:left w:val="single" w:color="BFC9D6" w:sz="4"/>
@@ -27198,7 +27287,7 @@
         </w:tc>
         <w:tc>
           <w:tcPr>
-            <w:tcW w:type="dxa" w:w="2170"/>
+            <w:tcW w:type="dxa" w:w="2118"/>
             <w:tcBorders>
               <w:top w:val="single" w:color="BFC9D6" w:sz="4"/>
               <w:left w:val="single" w:color="BFC9D6" w:sz="4"/>
@@ -27235,7 +27324,7 @@
         </w:tc>
         <w:tc>
           <w:tcPr>
-            <w:tcW w:type="dxa" w:w="2368"/>
+            <w:tcW w:type="dxa" w:w="2548"/>
             <w:tcBorders>
               <w:top w:val="single" w:color="BFC9D6" w:sz="4"/>
               <w:left w:val="single" w:color="BFC9D6" w:sz="4"/>
@@ -27272,7 +27361,7 @@
         </w:tc>
         <w:tc>
           <w:tcPr>
-            <w:tcW w:type="dxa" w:w="1578"/>
+            <w:tcW w:type="dxa" w:w="1540"/>
             <w:tcBorders>
               <w:top w:val="single" w:color="BFC9D6" w:sz="4"/>
               <w:left w:val="single" w:color="BFC9D6" w:sz="4"/>
@@ -27309,7 +27398,7 @@
         </w:tc>
         <w:tc>
           <w:tcPr>
-            <w:tcW w:type="dxa" w:w="2170"/>
+            <w:tcW w:type="dxa" w:w="2118"/>
             <w:tcBorders>
               <w:top w:val="single" w:color="BFC9D6" w:sz="4"/>
               <w:left w:val="single" w:color="BFC9D6" w:sz="4"/>

--- a/treasury-platform/docs/30-readiness/word/DOC-S01-threat-model.docx
+++ b/treasury-platform/docs/30-readiness/word/DOC-S01-threat-model.docx
@@ -948,7 +948,7 @@
           <w:szCs w:val="20"/>
           <w:rtl/>
         </w:rPr>
-        <w:t xml:space="preserve">ما يخص هذه الوثيقة: THR-19 وTHR-20 وTHR-22 وTHR-23 أُغلقت بإجراءات 035 والـDENY ومصفوفة حالة المشترك؛ THR-21 مقبول كما اقتُرح، ومعه فحص تكرار الخطوة وحد الإخفاقات؛ O-19 مغلق (T44). يبقى من فئة O-24 حذف صفوف sec.LoginAttempt حتى يُحسم DQ-F03-10.</w:t>
+        <w:t xml:space="preserve">ما يخص هذه الوثيقة: THR-19 وTHR-20 وTHR-22 وTHR-23 أُغلقت بإجراءات 035 والـDENY ومصفوفة حالة المشترك؛ THR-21 مقبول كما اقتُرح، ومعه فحص تكرار الخطوة وحد الإخفاقات؛ O-19 مغلق (T44). وأُغلق آخر ما بقي من O-24 (R6) بـ ADR 0007 (2026-10-13): كل محاولة دخول تُنسخ إلى aud.AuditLog، فحذف صفوف sec.LoginAttempt لا يمحو الأثر (THR-30، الاختبار AU2).</w:t>
       </w:r>
     </w:p>
     <w:p>
@@ -12159,14 +12159,23 @@
             </w:pPr>
             <w:r>
               <w:rPr>
-                <w:rFonts w:ascii="Arial" w:cs="Arial" w:eastAsia="Arial" w:hAnsi="Arial"/>
-                <w:b w:val="false"/>
-                <w:bCs w:val="false"/>
-                <w:sz w:val="18"/>
-                <w:szCs w:val="18"/>
-                <w:rtl/>
-              </w:rPr>
-              <w:t xml:space="preserve">الإجراء لا يكتب </w:t>
+                <w:rFonts w:ascii="Segoe UI Emoji" w:cs="Segoe UI Emoji" w:eastAsia="Segoe UI Emoji" w:hAnsi="Segoe UI Emoji"/>
+                <w:sz w:val="18"/>
+                <w:szCs w:val="18"/>
+                <w:rtl/>
+              </w:rPr>
+              <w:t xml:space="preserve">✅</w:t>
+            </w:r>
+            <w:r>
+              <w:rPr>
+                <w:rFonts w:ascii="Arial" w:cs="Arial" w:eastAsia="Arial" w:hAnsi="Arial"/>
+                <w:b w:val="false"/>
+                <w:bCs w:val="false"/>
+                <w:sz w:val="18"/>
+                <w:szCs w:val="18"/>
+                <w:rtl/>
+              </w:rPr>
+              <w:t xml:space="preserve"> قادح ينسخ كل محاولة إلى </w:t>
             </w:r>
             <w:r>
               <w:rPr>
@@ -12190,7 +12199,7 @@
                 <w:szCs w:val="18"/>
                 <w:rtl/>
               </w:rPr>
-              <w:t xml:space="preserve">، و</w:t>
+              <w:t xml:space="preserve"> (ADR 0007)، فحذف </w:t>
             </w:r>
             <w:r>
               <w:rPr>
@@ -12214,7 +12223,7 @@
                 <w:szCs w:val="18"/>
                 <w:rtl/>
               </w:rPr>
-              <w:t xml:space="preserve"> يحذف المحاولات (db/generated/tsql/005_delete_grants.sql:11)</w:t>
+              <w:t xml:space="preserve"> للمحاولات (db/generated/tsql/005_delete_grants.sql:11) لا يمحو الأثر</w:t>
             </w:r>
           </w:p>
         </w:tc>
@@ -12251,7 +12260,7 @@
                 <w:szCs w:val="18"/>
                 <w:rtl/>
               </w:rPr>
-              <w:t xml:space="preserve">كتابة أحداث الدخول في التدقيق؛ الحذف بمهمة احتفاظ فقط (DQ-F02-6)</w:t>
+              <w:t xml:space="preserve">الحذف بمهمة احتفاظ فقط (DQ-F02-6)</w:t>
             </w:r>
           </w:p>
         </w:tc>
@@ -22814,12 +22823,12 @@
         </w:tblBorders>
       </w:tblPr>
       <w:tblGrid>
-        <w:gridCol w:w="1858"/>
-        <w:gridCol w:w="4066"/>
-        <w:gridCol w:w="965"/>
-        <w:gridCol w:w="965"/>
-        <w:gridCol w:w="1045"/>
-        <w:gridCol w:w="965"/>
+        <w:gridCol w:w="1802"/>
+        <w:gridCol w:w="3946"/>
+        <w:gridCol w:w="959"/>
+        <w:gridCol w:w="959"/>
+        <w:gridCol w:w="1239"/>
+        <w:gridCol w:w="959"/>
       </w:tblGrid>
       <w:tr>
         <w:trPr>
@@ -22828,7 +22837,7 @@
         </w:trPr>
         <w:tc>
           <w:tcPr>
-            <w:tcW w:type="dxa" w:w="1858"/>
+            <w:tcW w:type="dxa" w:w="1802"/>
             <w:tcBorders>
               <w:top w:val="single" w:color="BFC9D6" w:sz="4"/>
               <w:left w:val="single" w:color="BFC9D6" w:sz="4"/>
@@ -22866,7 +22875,7 @@
         </w:tc>
         <w:tc>
           <w:tcPr>
-            <w:tcW w:type="dxa" w:w="4066"/>
+            <w:tcW w:type="dxa" w:w="3946"/>
             <w:tcBorders>
               <w:top w:val="single" w:color="BFC9D6" w:sz="4"/>
               <w:left w:val="single" w:color="BFC9D6" w:sz="4"/>
@@ -22904,7 +22913,7 @@
         </w:tc>
         <w:tc>
           <w:tcPr>
-            <w:tcW w:type="dxa" w:w="965"/>
+            <w:tcW w:type="dxa" w:w="959"/>
             <w:tcBorders>
               <w:top w:val="single" w:color="BFC9D6" w:sz="4"/>
               <w:left w:val="single" w:color="BFC9D6" w:sz="4"/>
@@ -22942,7 +22951,7 @@
         </w:tc>
         <w:tc>
           <w:tcPr>
-            <w:tcW w:type="dxa" w:w="965"/>
+            <w:tcW w:type="dxa" w:w="959"/>
             <w:tcBorders>
               <w:top w:val="single" w:color="BFC9D6" w:sz="4"/>
               <w:left w:val="single" w:color="BFC9D6" w:sz="4"/>
@@ -22990,7 +22999,7 @@
         </w:tc>
         <w:tc>
           <w:tcPr>
-            <w:tcW w:type="dxa" w:w="1045"/>
+            <w:tcW w:type="dxa" w:w="1239"/>
             <w:tcBorders>
               <w:top w:val="single" w:color="BFC9D6" w:sz="4"/>
               <w:left w:val="single" w:color="BFC9D6" w:sz="4"/>
@@ -23028,7 +23037,7 @@
         </w:tc>
         <w:tc>
           <w:tcPr>
-            <w:tcW w:type="dxa" w:w="965"/>
+            <w:tcW w:type="dxa" w:w="959"/>
             <w:tcBorders>
               <w:top w:val="single" w:color="BFC9D6" w:sz="4"/>
               <w:left w:val="single" w:color="BFC9D6" w:sz="4"/>
@@ -23071,7 +23080,7 @@
         </w:trPr>
         <w:tc>
           <w:tcPr>
-            <w:tcW w:type="dxa" w:w="1858"/>
+            <w:tcW w:type="dxa" w:w="1802"/>
             <w:tcBorders>
               <w:top w:val="single" w:color="BFC9D6" w:sz="4"/>
               <w:left w:val="single" w:color="BFC9D6" w:sz="4"/>
@@ -23107,7 +23116,7 @@
         </w:tc>
         <w:tc>
           <w:tcPr>
-            <w:tcW w:type="dxa" w:w="4066"/>
+            <w:tcW w:type="dxa" w:w="3946"/>
             <w:tcBorders>
               <w:top w:val="single" w:color="BFC9D6" w:sz="4"/>
               <w:left w:val="single" w:color="BFC9D6" w:sz="4"/>
@@ -23143,7 +23152,7 @@
         </w:tc>
         <w:tc>
           <w:tcPr>
-            <w:tcW w:type="dxa" w:w="965"/>
+            <w:tcW w:type="dxa" w:w="959"/>
             <w:tcBorders>
               <w:top w:val="single" w:color="BFC9D6" w:sz="4"/>
               <w:left w:val="single" w:color="BFC9D6" w:sz="4"/>
@@ -23179,7 +23188,7 @@
         </w:tc>
         <w:tc>
           <w:tcPr>
-            <w:tcW w:type="dxa" w:w="965"/>
+            <w:tcW w:type="dxa" w:w="959"/>
             <w:tcBorders>
               <w:top w:val="single" w:color="BFC9D6" w:sz="4"/>
               <w:left w:val="single" w:color="BFC9D6" w:sz="4"/>
@@ -23215,7 +23224,7 @@
         </w:tc>
         <w:tc>
           <w:tcPr>
-            <w:tcW w:type="dxa" w:w="1045"/>
+            <w:tcW w:type="dxa" w:w="1239"/>
             <w:tcBorders>
               <w:top w:val="single" w:color="BFC9D6" w:sz="4"/>
               <w:left w:val="single" w:color="BFC9D6" w:sz="4"/>
@@ -23251,7 +23260,7 @@
         </w:tc>
         <w:tc>
           <w:tcPr>
-            <w:tcW w:type="dxa" w:w="965"/>
+            <w:tcW w:type="dxa" w:w="959"/>
             <w:tcBorders>
               <w:top w:val="single" w:color="BFC9D6" w:sz="4"/>
               <w:left w:val="single" w:color="BFC9D6" w:sz="4"/>
@@ -23292,7 +23301,7 @@
         </w:trPr>
         <w:tc>
           <w:tcPr>
-            <w:tcW w:type="dxa" w:w="1858"/>
+            <w:tcW w:type="dxa" w:w="1802"/>
             <w:tcBorders>
               <w:top w:val="single" w:color="BFC9D6" w:sz="4"/>
               <w:left w:val="single" w:color="BFC9D6" w:sz="4"/>
@@ -23329,7 +23338,7 @@
         </w:tc>
         <w:tc>
           <w:tcPr>
-            <w:tcW w:type="dxa" w:w="4066"/>
+            <w:tcW w:type="dxa" w:w="3946"/>
             <w:tcBorders>
               <w:top w:val="single" w:color="BFC9D6" w:sz="4"/>
               <w:left w:val="single" w:color="BFC9D6" w:sz="4"/>
@@ -23366,7 +23375,7 @@
         </w:tc>
         <w:tc>
           <w:tcPr>
-            <w:tcW w:type="dxa" w:w="965"/>
+            <w:tcW w:type="dxa" w:w="959"/>
             <w:tcBorders>
               <w:top w:val="single" w:color="BFC9D6" w:sz="4"/>
               <w:left w:val="single" w:color="BFC9D6" w:sz="4"/>
@@ -23403,7 +23412,7 @@
         </w:tc>
         <w:tc>
           <w:tcPr>
-            <w:tcW w:type="dxa" w:w="965"/>
+            <w:tcW w:type="dxa" w:w="959"/>
             <w:tcBorders>
               <w:top w:val="single" w:color="BFC9D6" w:sz="4"/>
               <w:left w:val="single" w:color="BFC9D6" w:sz="4"/>
@@ -23440,7 +23449,7 @@
         </w:tc>
         <w:tc>
           <w:tcPr>
-            <w:tcW w:type="dxa" w:w="1045"/>
+            <w:tcW w:type="dxa" w:w="1239"/>
             <w:tcBorders>
               <w:top w:val="single" w:color="BFC9D6" w:sz="4"/>
               <w:left w:val="single" w:color="BFC9D6" w:sz="4"/>
@@ -23477,7 +23486,7 @@
         </w:tc>
         <w:tc>
           <w:tcPr>
-            <w:tcW w:type="dxa" w:w="965"/>
+            <w:tcW w:type="dxa" w:w="959"/>
             <w:tcBorders>
               <w:top w:val="single" w:color="BFC9D6" w:sz="4"/>
               <w:left w:val="single" w:color="BFC9D6" w:sz="4"/>
@@ -23519,7 +23528,7 @@
         </w:trPr>
         <w:tc>
           <w:tcPr>
-            <w:tcW w:type="dxa" w:w="1858"/>
+            <w:tcW w:type="dxa" w:w="1802"/>
             <w:tcBorders>
               <w:top w:val="single" w:color="BFC9D6" w:sz="4"/>
               <w:left w:val="single" w:color="BFC9D6" w:sz="4"/>
@@ -23555,7 +23564,7 @@
         </w:tc>
         <w:tc>
           <w:tcPr>
-            <w:tcW w:type="dxa" w:w="4066"/>
+            <w:tcW w:type="dxa" w:w="3946"/>
             <w:tcBorders>
               <w:top w:val="single" w:color="BFC9D6" w:sz="4"/>
               <w:left w:val="single" w:color="BFC9D6" w:sz="4"/>
@@ -23600,7 +23609,7 @@
         </w:tc>
         <w:tc>
           <w:tcPr>
-            <w:tcW w:type="dxa" w:w="965"/>
+            <w:tcW w:type="dxa" w:w="959"/>
             <w:tcBorders>
               <w:top w:val="single" w:color="BFC9D6" w:sz="4"/>
               <w:left w:val="single" w:color="BFC9D6" w:sz="4"/>
@@ -23636,7 +23645,7 @@
         </w:tc>
         <w:tc>
           <w:tcPr>
-            <w:tcW w:type="dxa" w:w="965"/>
+            <w:tcW w:type="dxa" w:w="959"/>
             <w:tcBorders>
               <w:top w:val="single" w:color="BFC9D6" w:sz="4"/>
               <w:left w:val="single" w:color="BFC9D6" w:sz="4"/>
@@ -23672,7 +23681,7 @@
         </w:tc>
         <w:tc>
           <w:tcPr>
-            <w:tcW w:type="dxa" w:w="1045"/>
+            <w:tcW w:type="dxa" w:w="1239"/>
             <w:tcBorders>
               <w:top w:val="single" w:color="BFC9D6" w:sz="4"/>
               <w:left w:val="single" w:color="BFC9D6" w:sz="4"/>
@@ -23708,7 +23717,7 @@
         </w:tc>
         <w:tc>
           <w:tcPr>
-            <w:tcW w:type="dxa" w:w="965"/>
+            <w:tcW w:type="dxa" w:w="959"/>
             <w:tcBorders>
               <w:top w:val="single" w:color="BFC9D6" w:sz="4"/>
               <w:left w:val="single" w:color="BFC9D6" w:sz="4"/>
@@ -23749,7 +23758,7 @@
         </w:trPr>
         <w:tc>
           <w:tcPr>
-            <w:tcW w:type="dxa" w:w="1858"/>
+            <w:tcW w:type="dxa" w:w="1802"/>
             <w:tcBorders>
               <w:top w:val="single" w:color="BFC9D6" w:sz="4"/>
               <w:left w:val="single" w:color="BFC9D6" w:sz="4"/>
@@ -23786,7 +23795,7 @@
         </w:tc>
         <w:tc>
           <w:tcPr>
-            <w:tcW w:type="dxa" w:w="4066"/>
+            <w:tcW w:type="dxa" w:w="3946"/>
             <w:tcBorders>
               <w:top w:val="single" w:color="BFC9D6" w:sz="4"/>
               <w:left w:val="single" w:color="BFC9D6" w:sz="4"/>
@@ -23823,7 +23832,7 @@
         </w:tc>
         <w:tc>
           <w:tcPr>
-            <w:tcW w:type="dxa" w:w="965"/>
+            <w:tcW w:type="dxa" w:w="959"/>
             <w:tcBorders>
               <w:top w:val="single" w:color="BFC9D6" w:sz="4"/>
               <w:left w:val="single" w:color="BFC9D6" w:sz="4"/>
@@ -23860,7 +23869,7 @@
         </w:tc>
         <w:tc>
           <w:tcPr>
-            <w:tcW w:type="dxa" w:w="965"/>
+            <w:tcW w:type="dxa" w:w="959"/>
             <w:tcBorders>
               <w:top w:val="single" w:color="BFC9D6" w:sz="4"/>
               <w:left w:val="single" w:color="BFC9D6" w:sz="4"/>
@@ -23897,7 +23906,7 @@
         </w:tc>
         <w:tc>
           <w:tcPr>
-            <w:tcW w:type="dxa" w:w="1045"/>
+            <w:tcW w:type="dxa" w:w="1239"/>
             <w:tcBorders>
               <w:top w:val="single" w:color="BFC9D6" w:sz="4"/>
               <w:left w:val="single" w:color="BFC9D6" w:sz="4"/>
@@ -23934,7 +23943,7 @@
         </w:tc>
         <w:tc>
           <w:tcPr>
-            <w:tcW w:type="dxa" w:w="965"/>
+            <w:tcW w:type="dxa" w:w="959"/>
             <w:tcBorders>
               <w:top w:val="single" w:color="BFC9D6" w:sz="4"/>
               <w:left w:val="single" w:color="BFC9D6" w:sz="4"/>
@@ -23976,7 +23985,7 @@
         </w:trPr>
         <w:tc>
           <w:tcPr>
-            <w:tcW w:type="dxa" w:w="1858"/>
+            <w:tcW w:type="dxa" w:w="1802"/>
             <w:tcBorders>
               <w:top w:val="single" w:color="BFC9D6" w:sz="4"/>
               <w:left w:val="single" w:color="BFC9D6" w:sz="4"/>
@@ -24012,7 +24021,7 @@
         </w:tc>
         <w:tc>
           <w:tcPr>
-            <w:tcW w:type="dxa" w:w="4066"/>
+            <w:tcW w:type="dxa" w:w="3946"/>
             <w:tcBorders>
               <w:top w:val="single" w:color="BFC9D6" w:sz="4"/>
               <w:left w:val="single" w:color="BFC9D6" w:sz="4"/>
@@ -24048,7 +24057,7 @@
         </w:tc>
         <w:tc>
           <w:tcPr>
-            <w:tcW w:type="dxa" w:w="965"/>
+            <w:tcW w:type="dxa" w:w="959"/>
             <w:tcBorders>
               <w:top w:val="single" w:color="BFC9D6" w:sz="4"/>
               <w:left w:val="single" w:color="BFC9D6" w:sz="4"/>
@@ -24084,7 +24093,7 @@
         </w:tc>
         <w:tc>
           <w:tcPr>
-            <w:tcW w:type="dxa" w:w="965"/>
+            <w:tcW w:type="dxa" w:w="959"/>
             <w:tcBorders>
               <w:top w:val="single" w:color="BFC9D6" w:sz="4"/>
               <w:left w:val="single" w:color="BFC9D6" w:sz="4"/>
@@ -24120,7 +24129,7 @@
         </w:tc>
         <w:tc>
           <w:tcPr>
-            <w:tcW w:type="dxa" w:w="1045"/>
+            <w:tcW w:type="dxa" w:w="1239"/>
             <w:tcBorders>
               <w:top w:val="single" w:color="BFC9D6" w:sz="4"/>
               <w:left w:val="single" w:color="BFC9D6" w:sz="4"/>
@@ -24156,7 +24165,7 @@
         </w:tc>
         <w:tc>
           <w:tcPr>
-            <w:tcW w:type="dxa" w:w="965"/>
+            <w:tcW w:type="dxa" w:w="959"/>
             <w:tcBorders>
               <w:top w:val="single" w:color="BFC9D6" w:sz="4"/>
               <w:left w:val="single" w:color="BFC9D6" w:sz="4"/>
@@ -24197,7 +24206,7 @@
         </w:trPr>
         <w:tc>
           <w:tcPr>
-            <w:tcW w:type="dxa" w:w="1858"/>
+            <w:tcW w:type="dxa" w:w="1802"/>
             <w:tcBorders>
               <w:top w:val="single" w:color="BFC9D6" w:sz="4"/>
               <w:left w:val="single" w:color="BFC9D6" w:sz="4"/>
@@ -24234,7 +24243,7 @@
         </w:tc>
         <w:tc>
           <w:tcPr>
-            <w:tcW w:type="dxa" w:w="4066"/>
+            <w:tcW w:type="dxa" w:w="3946"/>
             <w:tcBorders>
               <w:top w:val="single" w:color="BFC9D6" w:sz="4"/>
               <w:left w:val="single" w:color="BFC9D6" w:sz="4"/>
@@ -24271,7 +24280,7 @@
         </w:tc>
         <w:tc>
           <w:tcPr>
-            <w:tcW w:type="dxa" w:w="965"/>
+            <w:tcW w:type="dxa" w:w="959"/>
             <w:tcBorders>
               <w:top w:val="single" w:color="BFC9D6" w:sz="4"/>
               <w:left w:val="single" w:color="BFC9D6" w:sz="4"/>
@@ -24308,7 +24317,7 @@
         </w:tc>
         <w:tc>
           <w:tcPr>
-            <w:tcW w:type="dxa" w:w="965"/>
+            <w:tcW w:type="dxa" w:w="959"/>
             <w:tcBorders>
               <w:top w:val="single" w:color="BFC9D6" w:sz="4"/>
               <w:left w:val="single" w:color="BFC9D6" w:sz="4"/>
@@ -24358,7 +24367,7 @@
         </w:tc>
         <w:tc>
           <w:tcPr>
-            <w:tcW w:type="dxa" w:w="1045"/>
+            <w:tcW w:type="dxa" w:w="1239"/>
             <w:tcBorders>
               <w:top w:val="single" w:color="BFC9D6" w:sz="4"/>
               <w:left w:val="single" w:color="BFC9D6" w:sz="4"/>
@@ -24395,7 +24404,7 @@
         </w:tc>
         <w:tc>
           <w:tcPr>
-            <w:tcW w:type="dxa" w:w="965"/>
+            <w:tcW w:type="dxa" w:w="959"/>
             <w:tcBorders>
               <w:top w:val="single" w:color="BFC9D6" w:sz="4"/>
               <w:left w:val="single" w:color="BFC9D6" w:sz="4"/>
@@ -24437,7 +24446,7 @@
         </w:trPr>
         <w:tc>
           <w:tcPr>
-            <w:tcW w:type="dxa" w:w="1858"/>
+            <w:tcW w:type="dxa" w:w="1802"/>
             <w:tcBorders>
               <w:top w:val="single" w:color="BFC9D6" w:sz="4"/>
               <w:left w:val="single" w:color="BFC9D6" w:sz="4"/>
@@ -24473,7 +24482,7 @@
         </w:tc>
         <w:tc>
           <w:tcPr>
-            <w:tcW w:type="dxa" w:w="4066"/>
+            <w:tcW w:type="dxa" w:w="3946"/>
             <w:tcBorders>
               <w:top w:val="single" w:color="BFC9D6" w:sz="4"/>
               <w:left w:val="single" w:color="BFC9D6" w:sz="4"/>
@@ -24509,7 +24518,7 @@
         </w:tc>
         <w:tc>
           <w:tcPr>
-            <w:tcW w:type="dxa" w:w="965"/>
+            <w:tcW w:type="dxa" w:w="959"/>
             <w:tcBorders>
               <w:top w:val="single" w:color="BFC9D6" w:sz="4"/>
               <w:left w:val="single" w:color="BFC9D6" w:sz="4"/>
@@ -24545,7 +24554,7 @@
         </w:tc>
         <w:tc>
           <w:tcPr>
-            <w:tcW w:type="dxa" w:w="965"/>
+            <w:tcW w:type="dxa" w:w="959"/>
             <w:tcBorders>
               <w:top w:val="single" w:color="BFC9D6" w:sz="4"/>
               <w:left w:val="single" w:color="BFC9D6" w:sz="4"/>
@@ -24581,7 +24590,7 @@
         </w:tc>
         <w:tc>
           <w:tcPr>
-            <w:tcW w:type="dxa" w:w="1045"/>
+            <w:tcW w:type="dxa" w:w="1239"/>
             <w:tcBorders>
               <w:top w:val="single" w:color="BFC9D6" w:sz="4"/>
               <w:left w:val="single" w:color="BFC9D6" w:sz="4"/>
@@ -24617,7 +24626,7 @@
         </w:tc>
         <w:tc>
           <w:tcPr>
-            <w:tcW w:type="dxa" w:w="965"/>
+            <w:tcW w:type="dxa" w:w="959"/>
             <w:tcBorders>
               <w:top w:val="single" w:color="BFC9D6" w:sz="4"/>
               <w:left w:val="single" w:color="BFC9D6" w:sz="4"/>
@@ -24658,7 +24667,7 @@
         </w:trPr>
         <w:tc>
           <w:tcPr>
-            <w:tcW w:type="dxa" w:w="1858"/>
+            <w:tcW w:type="dxa" w:w="1802"/>
             <w:tcBorders>
               <w:top w:val="single" w:color="BFC9D6" w:sz="4"/>
               <w:left w:val="single" w:color="BFC9D6" w:sz="4"/>
@@ -24695,7 +24704,7 @@
         </w:tc>
         <w:tc>
           <w:tcPr>
-            <w:tcW w:type="dxa" w:w="4066"/>
+            <w:tcW w:type="dxa" w:w="3946"/>
             <w:tcBorders>
               <w:top w:val="single" w:color="BFC9D6" w:sz="4"/>
               <w:left w:val="single" w:color="BFC9D6" w:sz="4"/>
@@ -24741,7 +24750,7 @@
         </w:tc>
         <w:tc>
           <w:tcPr>
-            <w:tcW w:type="dxa" w:w="965"/>
+            <w:tcW w:type="dxa" w:w="959"/>
             <w:tcBorders>
               <w:top w:val="single" w:color="BFC9D6" w:sz="4"/>
               <w:left w:val="single" w:color="BFC9D6" w:sz="4"/>
@@ -24778,7 +24787,7 @@
         </w:tc>
         <w:tc>
           <w:tcPr>
-            <w:tcW w:type="dxa" w:w="965"/>
+            <w:tcW w:type="dxa" w:w="959"/>
             <w:tcBorders>
               <w:top w:val="single" w:color="BFC9D6" w:sz="4"/>
               <w:left w:val="single" w:color="BFC9D6" w:sz="4"/>
@@ -24815,7 +24824,7 @@
         </w:tc>
         <w:tc>
           <w:tcPr>
-            <w:tcW w:type="dxa" w:w="1045"/>
+            <w:tcW w:type="dxa" w:w="1239"/>
             <w:tcBorders>
               <w:top w:val="single" w:color="BFC9D6" w:sz="4"/>
               <w:left w:val="single" w:color="BFC9D6" w:sz="4"/>
@@ -24846,13 +24855,13 @@
                 <w:szCs w:val="18"/>
                 <w:rtl/>
               </w:rPr>
-              <w:t xml:space="preserve">THR-21 يُقبل، وR6 ينتظر DQ-F03-10</w:t>
-            </w:r>
-          </w:p>
-        </w:tc>
-        <w:tc>
-          <w:tcPr>
-            <w:tcW w:type="dxa" w:w="965"/>
+              <w:t xml:space="preserve">THR-21 يُقبل، وR6 مغلق بـ ADR 0007 (DQ-F03-10)</w:t>
+            </w:r>
+          </w:p>
+        </w:tc>
+        <w:tc>
+          <w:tcPr>
+            <w:tcW w:type="dxa" w:w="959"/>
             <w:tcBorders>
               <w:top w:val="single" w:color="BFC9D6" w:sz="4"/>
               <w:left w:val="single" w:color="BFC9D6" w:sz="4"/>

--- a/treasury-platform/docs/30-readiness/word/DOC-S01-threat-model.docx
+++ b/treasury-platform/docs/30-readiness/word/DOC-S01-threat-model.docx
@@ -21065,12 +21065,12 @@
         </w:tblBorders>
       </w:tblPr>
       <w:tblGrid>
-        <w:gridCol w:w="944"/>
-        <w:gridCol w:w="944"/>
-        <w:gridCol w:w="4020"/>
-        <w:gridCol w:w="1908"/>
-        <w:gridCol w:w="1104"/>
-        <w:gridCol w:w="944"/>
+        <w:gridCol w:w="939"/>
+        <w:gridCol w:w="939"/>
+        <w:gridCol w:w="3904"/>
+        <w:gridCol w:w="1853"/>
+        <w:gridCol w:w="1290"/>
+        <w:gridCol w:w="939"/>
       </w:tblGrid>
       <w:tr>
         <w:trPr>
@@ -21079,7 +21079,7 @@
         </w:trPr>
         <w:tc>
           <w:tcPr>
-            <w:tcW w:type="dxa" w:w="944"/>
+            <w:tcW w:type="dxa" w:w="939"/>
             <w:tcBorders>
               <w:top w:val="single" w:color="BFC9D6" w:sz="4"/>
               <w:left w:val="single" w:color="BFC9D6" w:sz="4"/>
@@ -21117,7 +21117,7 @@
         </w:tc>
         <w:tc>
           <w:tcPr>
-            <w:tcW w:type="dxa" w:w="944"/>
+            <w:tcW w:type="dxa" w:w="939"/>
             <w:tcBorders>
               <w:top w:val="single" w:color="BFC9D6" w:sz="4"/>
               <w:left w:val="single" w:color="BFC9D6" w:sz="4"/>
@@ -21155,7 +21155,7 @@
         </w:tc>
         <w:tc>
           <w:tcPr>
-            <w:tcW w:type="dxa" w:w="4020"/>
+            <w:tcW w:type="dxa" w:w="3904"/>
             <w:tcBorders>
               <w:top w:val="single" w:color="BFC9D6" w:sz="4"/>
               <w:left w:val="single" w:color="BFC9D6" w:sz="4"/>
@@ -21193,7 +21193,7 @@
         </w:tc>
         <w:tc>
           <w:tcPr>
-            <w:tcW w:type="dxa" w:w="1908"/>
+            <w:tcW w:type="dxa" w:w="1853"/>
             <w:tcBorders>
               <w:top w:val="single" w:color="BFC9D6" w:sz="4"/>
               <w:left w:val="single" w:color="BFC9D6" w:sz="4"/>
@@ -21231,7 +21231,7 @@
         </w:tc>
         <w:tc>
           <w:tcPr>
-            <w:tcW w:type="dxa" w:w="1104"/>
+            <w:tcW w:type="dxa" w:w="1290"/>
             <w:tcBorders>
               <w:top w:val="single" w:color="BFC9D6" w:sz="4"/>
               <w:left w:val="single" w:color="BFC9D6" w:sz="4"/>
@@ -21279,7 +21279,7 @@
         </w:tc>
         <w:tc>
           <w:tcPr>
-            <w:tcW w:type="dxa" w:w="944"/>
+            <w:tcW w:type="dxa" w:w="939"/>
             <w:tcBorders>
               <w:top w:val="single" w:color="BFC9D6" w:sz="4"/>
               <w:left w:val="single" w:color="BFC9D6" w:sz="4"/>
@@ -21322,7 +21322,7 @@
         </w:trPr>
         <w:tc>
           <w:tcPr>
-            <w:tcW w:type="dxa" w:w="944"/>
+            <w:tcW w:type="dxa" w:w="939"/>
             <w:tcBorders>
               <w:top w:val="single" w:color="BFC9D6" w:sz="4"/>
               <w:left w:val="single" w:color="BFC9D6" w:sz="4"/>
@@ -21358,7 +21358,7 @@
         </w:tc>
         <w:tc>
           <w:tcPr>
-            <w:tcW w:type="dxa" w:w="944"/>
+            <w:tcW w:type="dxa" w:w="939"/>
             <w:tcBorders>
               <w:top w:val="single" w:color="BFC9D6" w:sz="4"/>
               <w:left w:val="single" w:color="BFC9D6" w:sz="4"/>
@@ -21394,7 +21394,7 @@
         </w:tc>
         <w:tc>
           <w:tcPr>
-            <w:tcW w:type="dxa" w:w="4020"/>
+            <w:tcW w:type="dxa" w:w="3904"/>
             <w:tcBorders>
               <w:top w:val="single" w:color="BFC9D6" w:sz="4"/>
               <w:left w:val="single" w:color="BFC9D6" w:sz="4"/>
@@ -21430,7 +21430,7 @@
         </w:tc>
         <w:tc>
           <w:tcPr>
-            <w:tcW w:type="dxa" w:w="1908"/>
+            <w:tcW w:type="dxa" w:w="1853"/>
             <w:tcBorders>
               <w:top w:val="single" w:color="BFC9D6" w:sz="4"/>
               <w:left w:val="single" w:color="BFC9D6" w:sz="4"/>
@@ -21466,7 +21466,7 @@
         </w:tc>
         <w:tc>
           <w:tcPr>
-            <w:tcW w:type="dxa" w:w="1104"/>
+            <w:tcW w:type="dxa" w:w="1290"/>
             <w:tcBorders>
               <w:top w:val="single" w:color="BFC9D6" w:sz="4"/>
               <w:left w:val="single" w:color="BFC9D6" w:sz="4"/>
@@ -21502,7 +21502,7 @@
         </w:tc>
         <w:tc>
           <w:tcPr>
-            <w:tcW w:type="dxa" w:w="944"/>
+            <w:tcW w:type="dxa" w:w="939"/>
             <w:tcBorders>
               <w:top w:val="single" w:color="BFC9D6" w:sz="4"/>
               <w:left w:val="single" w:color="BFC9D6" w:sz="4"/>
@@ -21565,7 +21565,7 @@
         </w:trPr>
         <w:tc>
           <w:tcPr>
-            <w:tcW w:type="dxa" w:w="944"/>
+            <w:tcW w:type="dxa" w:w="939"/>
             <w:tcBorders>
               <w:top w:val="single" w:color="BFC9D6" w:sz="4"/>
               <w:left w:val="single" w:color="BFC9D6" w:sz="4"/>
@@ -21602,7 +21602,7 @@
         </w:tc>
         <w:tc>
           <w:tcPr>
-            <w:tcW w:type="dxa" w:w="944"/>
+            <w:tcW w:type="dxa" w:w="939"/>
             <w:tcBorders>
               <w:top w:val="single" w:color="BFC9D6" w:sz="4"/>
               <w:left w:val="single" w:color="BFC9D6" w:sz="4"/>
@@ -21639,7 +21639,7 @@
         </w:tc>
         <w:tc>
           <w:tcPr>
-            <w:tcW w:type="dxa" w:w="4020"/>
+            <w:tcW w:type="dxa" w:w="3904"/>
             <w:tcBorders>
               <w:top w:val="single" w:color="BFC9D6" w:sz="4"/>
               <w:left w:val="single" w:color="BFC9D6" w:sz="4"/>
@@ -21676,7 +21676,7 @@
         </w:tc>
         <w:tc>
           <w:tcPr>
-            <w:tcW w:type="dxa" w:w="1908"/>
+            <w:tcW w:type="dxa" w:w="1853"/>
             <w:tcBorders>
               <w:top w:val="single" w:color="BFC9D6" w:sz="4"/>
               <w:left w:val="single" w:color="BFC9D6" w:sz="4"/>
@@ -21726,7 +21726,7 @@
         </w:tc>
         <w:tc>
           <w:tcPr>
-            <w:tcW w:type="dxa" w:w="1104"/>
+            <w:tcW w:type="dxa" w:w="1290"/>
             <w:tcBorders>
               <w:top w:val="single" w:color="BFC9D6" w:sz="4"/>
               <w:left w:val="single" w:color="BFC9D6" w:sz="4"/>
@@ -21757,13 +21757,13 @@
                 <w:szCs w:val="18"/>
                 <w:rtl/>
               </w:rPr>
-              <w:t xml:space="preserve">SQL Server Audit يُشحن خارج VPS (DQ-S01-8)؛ مرساة دورية للسلسلة</w:t>
-            </w:r>
-          </w:p>
-        </w:tc>
-        <w:tc>
-          <w:tcPr>
-            <w:tcW w:type="dxa" w:w="944"/>
+              <w:t xml:space="preserve">SQL Server Audit يُشحن خارج VPS (DQ-S01-8؛ التدقيق وتنبيهاته منفّذة بـ ADR 0012، والشحن ينتظر DQ-S12-1)؛ مرساة دورية للسلسلة</w:t>
+            </w:r>
+          </w:p>
+        </w:tc>
+        <w:tc>
+          <w:tcPr>
+            <w:tcW w:type="dxa" w:w="939"/>
             <w:tcBorders>
               <w:top w:val="single" w:color="BFC9D6" w:sz="4"/>
               <w:left w:val="single" w:color="BFC9D6" w:sz="4"/>
@@ -25618,11 +25618,11 @@
         </w:tblBorders>
       </w:tblPr>
       <w:tblGrid>
-        <w:gridCol w:w="1540"/>
-        <w:gridCol w:w="2118"/>
-        <w:gridCol w:w="2548"/>
-        <w:gridCol w:w="1540"/>
-        <w:gridCol w:w="2118"/>
+        <w:gridCol w:w="1143"/>
+        <w:gridCol w:w="1572"/>
+        <w:gridCol w:w="4434"/>
+        <w:gridCol w:w="1143"/>
+        <w:gridCol w:w="1572"/>
       </w:tblGrid>
       <w:tr>
         <w:trPr>
@@ -25631,7 +25631,7 @@
         </w:trPr>
         <w:tc>
           <w:tcPr>
-            <w:tcW w:type="dxa" w:w="1540"/>
+            <w:tcW w:type="dxa" w:w="1143"/>
             <w:tcBorders>
               <w:top w:val="single" w:color="BFC9D6" w:sz="4"/>
               <w:left w:val="single" w:color="BFC9D6" w:sz="4"/>
@@ -25669,7 +25669,7 @@
         </w:tc>
         <w:tc>
           <w:tcPr>
-            <w:tcW w:type="dxa" w:w="2118"/>
+            <w:tcW w:type="dxa" w:w="1572"/>
             <w:tcBorders>
               <w:top w:val="single" w:color="BFC9D6" w:sz="4"/>
               <w:left w:val="single" w:color="BFC9D6" w:sz="4"/>
@@ -25707,7 +25707,7 @@
         </w:tc>
         <w:tc>
           <w:tcPr>
-            <w:tcW w:type="dxa" w:w="2548"/>
+            <w:tcW w:type="dxa" w:w="4434"/>
             <w:tcBorders>
               <w:top w:val="single" w:color="BFC9D6" w:sz="4"/>
               <w:left w:val="single" w:color="BFC9D6" w:sz="4"/>
@@ -25745,7 +25745,7 @@
         </w:tc>
         <w:tc>
           <w:tcPr>
-            <w:tcW w:type="dxa" w:w="1540"/>
+            <w:tcW w:type="dxa" w:w="1143"/>
             <w:tcBorders>
               <w:top w:val="single" w:color="BFC9D6" w:sz="4"/>
               <w:left w:val="single" w:color="BFC9D6" w:sz="4"/>
@@ -25783,7 +25783,7 @@
         </w:tc>
         <w:tc>
           <w:tcPr>
-            <w:tcW w:type="dxa" w:w="2118"/>
+            <w:tcW w:type="dxa" w:w="1572"/>
             <w:tcBorders>
               <w:top w:val="single" w:color="BFC9D6" w:sz="4"/>
               <w:left w:val="single" w:color="BFC9D6" w:sz="4"/>
@@ -25826,7 +25826,7 @@
         </w:trPr>
         <w:tc>
           <w:tcPr>
-            <w:tcW w:type="dxa" w:w="1540"/>
+            <w:tcW w:type="dxa" w:w="1143"/>
             <w:tcBorders>
               <w:top w:val="single" w:color="BFC9D6" w:sz="4"/>
               <w:left w:val="single" w:color="BFC9D6" w:sz="4"/>
@@ -25862,7 +25862,7 @@
         </w:tc>
         <w:tc>
           <w:tcPr>
-            <w:tcW w:type="dxa" w:w="2118"/>
+            <w:tcW w:type="dxa" w:w="1572"/>
             <w:tcBorders>
               <w:top w:val="single" w:color="BFC9D6" w:sz="4"/>
               <w:left w:val="single" w:color="BFC9D6" w:sz="4"/>
@@ -25898,7 +25898,7 @@
         </w:tc>
         <w:tc>
           <w:tcPr>
-            <w:tcW w:type="dxa" w:w="2548"/>
+            <w:tcW w:type="dxa" w:w="4434"/>
             <w:tcBorders>
               <w:top w:val="single" w:color="BFC9D6" w:sz="4"/>
               <w:left w:val="single" w:color="BFC9D6" w:sz="4"/>
@@ -25943,7 +25943,7 @@
         </w:tc>
         <w:tc>
           <w:tcPr>
-            <w:tcW w:type="dxa" w:w="1540"/>
+            <w:tcW w:type="dxa" w:w="1143"/>
             <w:tcBorders>
               <w:top w:val="single" w:color="BFC9D6" w:sz="4"/>
               <w:left w:val="single" w:color="BFC9D6" w:sz="4"/>
@@ -25979,7 +25979,7 @@
         </w:tc>
         <w:tc>
           <w:tcPr>
-            <w:tcW w:type="dxa" w:w="2118"/>
+            <w:tcW w:type="dxa" w:w="1572"/>
             <w:tcBorders>
               <w:top w:val="single" w:color="BFC9D6" w:sz="4"/>
               <w:left w:val="single" w:color="BFC9D6" w:sz="4"/>
@@ -26020,7 +26020,7 @@
         </w:trPr>
         <w:tc>
           <w:tcPr>
-            <w:tcW w:type="dxa" w:w="1540"/>
+            <w:tcW w:type="dxa" w:w="1143"/>
             <w:tcBorders>
               <w:top w:val="single" w:color="BFC9D6" w:sz="4"/>
               <w:left w:val="single" w:color="BFC9D6" w:sz="4"/>
@@ -26057,7 +26057,7 @@
         </w:tc>
         <w:tc>
           <w:tcPr>
-            <w:tcW w:type="dxa" w:w="2118"/>
+            <w:tcW w:type="dxa" w:w="1572"/>
             <w:tcBorders>
               <w:top w:val="single" w:color="BFC9D6" w:sz="4"/>
               <w:left w:val="single" w:color="BFC9D6" w:sz="4"/>
@@ -26094,7 +26094,7 @@
         </w:tc>
         <w:tc>
           <w:tcPr>
-            <w:tcW w:type="dxa" w:w="2548"/>
+            <w:tcW w:type="dxa" w:w="4434"/>
             <w:tcBorders>
               <w:top w:val="single" w:color="BFC9D6" w:sz="4"/>
               <w:left w:val="single" w:color="BFC9D6" w:sz="4"/>
@@ -26131,7 +26131,7 @@
         </w:tc>
         <w:tc>
           <w:tcPr>
-            <w:tcW w:type="dxa" w:w="1540"/>
+            <w:tcW w:type="dxa" w:w="1143"/>
             <w:tcBorders>
               <w:top w:val="single" w:color="BFC9D6" w:sz="4"/>
               <w:left w:val="single" w:color="BFC9D6" w:sz="4"/>
@@ -26168,7 +26168,7 @@
         </w:tc>
         <w:tc>
           <w:tcPr>
-            <w:tcW w:type="dxa" w:w="2118"/>
+            <w:tcW w:type="dxa" w:w="1572"/>
             <w:tcBorders>
               <w:top w:val="single" w:color="BFC9D6" w:sz="4"/>
               <w:left w:val="single" w:color="BFC9D6" w:sz="4"/>
@@ -26210,7 +26210,7 @@
         </w:trPr>
         <w:tc>
           <w:tcPr>
-            <w:tcW w:type="dxa" w:w="1540"/>
+            <w:tcW w:type="dxa" w:w="1143"/>
             <w:tcBorders>
               <w:top w:val="single" w:color="BFC9D6" w:sz="4"/>
               <w:left w:val="single" w:color="BFC9D6" w:sz="4"/>
@@ -26246,7 +26246,7 @@
         </w:tc>
         <w:tc>
           <w:tcPr>
-            <w:tcW w:type="dxa" w:w="2118"/>
+            <w:tcW w:type="dxa" w:w="1572"/>
             <w:tcBorders>
               <w:top w:val="single" w:color="BFC9D6" w:sz="4"/>
               <w:left w:val="single" w:color="BFC9D6" w:sz="4"/>
@@ -26282,7 +26282,7 @@
         </w:tc>
         <w:tc>
           <w:tcPr>
-            <w:tcW w:type="dxa" w:w="2548"/>
+            <w:tcW w:type="dxa" w:w="4434"/>
             <w:tcBorders>
               <w:top w:val="single" w:color="BFC9D6" w:sz="4"/>
               <w:left w:val="single" w:color="BFC9D6" w:sz="4"/>
@@ -26351,7 +26351,7 @@
         </w:tc>
         <w:tc>
           <w:tcPr>
-            <w:tcW w:type="dxa" w:w="1540"/>
+            <w:tcW w:type="dxa" w:w="1143"/>
             <w:tcBorders>
               <w:top w:val="single" w:color="BFC9D6" w:sz="4"/>
               <w:left w:val="single" w:color="BFC9D6" w:sz="4"/>
@@ -26387,7 +26387,7 @@
         </w:tc>
         <w:tc>
           <w:tcPr>
-            <w:tcW w:type="dxa" w:w="2118"/>
+            <w:tcW w:type="dxa" w:w="1572"/>
             <w:tcBorders>
               <w:top w:val="single" w:color="BFC9D6" w:sz="4"/>
               <w:left w:val="single" w:color="BFC9D6" w:sz="4"/>
@@ -26428,7 +26428,7 @@
         </w:trPr>
         <w:tc>
           <w:tcPr>
-            <w:tcW w:type="dxa" w:w="1540"/>
+            <w:tcW w:type="dxa" w:w="1143"/>
             <w:tcBorders>
               <w:top w:val="single" w:color="BFC9D6" w:sz="4"/>
               <w:left w:val="single" w:color="BFC9D6" w:sz="4"/>
@@ -26465,7 +26465,7 @@
         </w:tc>
         <w:tc>
           <w:tcPr>
-            <w:tcW w:type="dxa" w:w="2118"/>
+            <w:tcW w:type="dxa" w:w="1572"/>
             <w:tcBorders>
               <w:top w:val="single" w:color="BFC9D6" w:sz="4"/>
               <w:left w:val="single" w:color="BFC9D6" w:sz="4"/>
@@ -26526,7 +26526,7 @@
         </w:tc>
         <w:tc>
           <w:tcPr>
-            <w:tcW w:type="dxa" w:w="2548"/>
+            <w:tcW w:type="dxa" w:w="4434"/>
             <w:tcBorders>
               <w:top w:val="single" w:color="BFC9D6" w:sz="4"/>
               <w:left w:val="single" w:color="BFC9D6" w:sz="4"/>
@@ -26587,7 +26587,7 @@
         </w:tc>
         <w:tc>
           <w:tcPr>
-            <w:tcW w:type="dxa" w:w="1540"/>
+            <w:tcW w:type="dxa" w:w="1143"/>
             <w:tcBorders>
               <w:top w:val="single" w:color="BFC9D6" w:sz="4"/>
               <w:left w:val="single" w:color="BFC9D6" w:sz="4"/>
@@ -26624,7 +26624,7 @@
         </w:tc>
         <w:tc>
           <w:tcPr>
-            <w:tcW w:type="dxa" w:w="2118"/>
+            <w:tcW w:type="dxa" w:w="1572"/>
             <w:tcBorders>
               <w:top w:val="single" w:color="BFC9D6" w:sz="4"/>
               <w:left w:val="single" w:color="BFC9D6" w:sz="4"/>
@@ -26666,7 +26666,7 @@
         </w:trPr>
         <w:tc>
           <w:tcPr>
-            <w:tcW w:type="dxa" w:w="1540"/>
+            <w:tcW w:type="dxa" w:w="1143"/>
             <w:tcBorders>
               <w:top w:val="single" w:color="BFC9D6" w:sz="4"/>
               <w:left w:val="single" w:color="BFC9D6" w:sz="4"/>
@@ -26702,7 +26702,7 @@
         </w:tc>
         <w:tc>
           <w:tcPr>
-            <w:tcW w:type="dxa" w:w="2118"/>
+            <w:tcW w:type="dxa" w:w="1572"/>
             <w:tcBorders>
               <w:top w:val="single" w:color="BFC9D6" w:sz="4"/>
               <w:left w:val="single" w:color="BFC9D6" w:sz="4"/>
@@ -26762,7 +26762,7 @@
         </w:tc>
         <w:tc>
           <w:tcPr>
-            <w:tcW w:type="dxa" w:w="2548"/>
+            <w:tcW w:type="dxa" w:w="4434"/>
             <w:tcBorders>
               <w:top w:val="single" w:color="BFC9D6" w:sz="4"/>
               <w:left w:val="single" w:color="BFC9D6" w:sz="4"/>
@@ -26798,7 +26798,7 @@
         </w:tc>
         <w:tc>
           <w:tcPr>
-            <w:tcW w:type="dxa" w:w="1540"/>
+            <w:tcW w:type="dxa" w:w="1143"/>
             <w:tcBorders>
               <w:top w:val="single" w:color="BFC9D6" w:sz="4"/>
               <w:left w:val="single" w:color="BFC9D6" w:sz="4"/>
@@ -26834,7 +26834,7 @@
         </w:tc>
         <w:tc>
           <w:tcPr>
-            <w:tcW w:type="dxa" w:w="2118"/>
+            <w:tcW w:type="dxa" w:w="1572"/>
             <w:tcBorders>
               <w:top w:val="single" w:color="BFC9D6" w:sz="4"/>
               <w:left w:val="single" w:color="BFC9D6" w:sz="4"/>
@@ -26875,7 +26875,7 @@
         </w:trPr>
         <w:tc>
           <w:tcPr>
-            <w:tcW w:type="dxa" w:w="1540"/>
+            <w:tcW w:type="dxa" w:w="1143"/>
             <w:tcBorders>
               <w:top w:val="single" w:color="BFC9D6" w:sz="4"/>
               <w:left w:val="single" w:color="BFC9D6" w:sz="4"/>
@@ -26912,7 +26912,7 @@
         </w:tc>
         <w:tc>
           <w:tcPr>
-            <w:tcW w:type="dxa" w:w="2118"/>
+            <w:tcW w:type="dxa" w:w="1572"/>
             <w:tcBorders>
               <w:top w:val="single" w:color="BFC9D6" w:sz="4"/>
               <w:left w:val="single" w:color="BFC9D6" w:sz="4"/>
@@ -26949,7 +26949,7 @@
         </w:tc>
         <w:tc>
           <w:tcPr>
-            <w:tcW w:type="dxa" w:w="2548"/>
+            <w:tcW w:type="dxa" w:w="4434"/>
             <w:tcBorders>
               <w:top w:val="single" w:color="BFC9D6" w:sz="4"/>
               <w:left w:val="single" w:color="BFC9D6" w:sz="4"/>
@@ -26995,7 +26995,7 @@
         </w:tc>
         <w:tc>
           <w:tcPr>
-            <w:tcW w:type="dxa" w:w="1540"/>
+            <w:tcW w:type="dxa" w:w="1143"/>
             <w:tcBorders>
               <w:top w:val="single" w:color="BFC9D6" w:sz="4"/>
               <w:left w:val="single" w:color="BFC9D6" w:sz="4"/>
@@ -27032,7 +27032,7 @@
         </w:tc>
         <w:tc>
           <w:tcPr>
-            <w:tcW w:type="dxa" w:w="2118"/>
+            <w:tcW w:type="dxa" w:w="1572"/>
             <w:tcBorders>
               <w:top w:val="single" w:color="BFC9D6" w:sz="4"/>
               <w:left w:val="single" w:color="BFC9D6" w:sz="4"/>
@@ -27074,7 +27074,7 @@
         </w:trPr>
         <w:tc>
           <w:tcPr>
-            <w:tcW w:type="dxa" w:w="1540"/>
+            <w:tcW w:type="dxa" w:w="1143"/>
             <w:tcBorders>
               <w:top w:val="single" w:color="BFC9D6" w:sz="4"/>
               <w:left w:val="single" w:color="BFC9D6" w:sz="4"/>
@@ -27110,7 +27110,7 @@
         </w:tc>
         <w:tc>
           <w:tcPr>
-            <w:tcW w:type="dxa" w:w="2118"/>
+            <w:tcW w:type="dxa" w:w="1572"/>
             <w:tcBorders>
               <w:top w:val="single" w:color="BFC9D6" w:sz="4"/>
               <w:left w:val="single" w:color="BFC9D6" w:sz="4"/>
@@ -27146,7 +27146,7 @@
         </w:tc>
         <w:tc>
           <w:tcPr>
-            <w:tcW w:type="dxa" w:w="2548"/>
+            <w:tcW w:type="dxa" w:w="4434"/>
             <w:tcBorders>
               <w:top w:val="single" w:color="BFC9D6" w:sz="4"/>
               <w:left w:val="single" w:color="BFC9D6" w:sz="4"/>
@@ -27182,7 +27182,7 @@
         </w:tc>
         <w:tc>
           <w:tcPr>
-            <w:tcW w:type="dxa" w:w="1540"/>
+            <w:tcW w:type="dxa" w:w="1143"/>
             <w:tcBorders>
               <w:top w:val="single" w:color="BFC9D6" w:sz="4"/>
               <w:left w:val="single" w:color="BFC9D6" w:sz="4"/>
@@ -27218,7 +27218,7 @@
         </w:tc>
         <w:tc>
           <w:tcPr>
-            <w:tcW w:type="dxa" w:w="2118"/>
+            <w:tcW w:type="dxa" w:w="1572"/>
             <w:tcBorders>
               <w:top w:val="single" w:color="BFC9D6" w:sz="4"/>
               <w:left w:val="single" w:color="BFC9D6" w:sz="4"/>
@@ -27259,7 +27259,7 @@
         </w:trPr>
         <w:tc>
           <w:tcPr>
-            <w:tcW w:type="dxa" w:w="1540"/>
+            <w:tcW w:type="dxa" w:w="1143"/>
             <w:tcBorders>
               <w:top w:val="single" w:color="BFC9D6" w:sz="4"/>
               <w:left w:val="single" w:color="BFC9D6" w:sz="4"/>
@@ -27296,7 +27296,7 @@
         </w:tc>
         <w:tc>
           <w:tcPr>
-            <w:tcW w:type="dxa" w:w="2118"/>
+            <w:tcW w:type="dxa" w:w="1572"/>
             <w:tcBorders>
               <w:top w:val="single" w:color="BFC9D6" w:sz="4"/>
               <w:left w:val="single" w:color="BFC9D6" w:sz="4"/>
@@ -27333,7 +27333,7 @@
         </w:tc>
         <w:tc>
           <w:tcPr>
-            <w:tcW w:type="dxa" w:w="2548"/>
+            <w:tcW w:type="dxa" w:w="4434"/>
             <w:tcBorders>
               <w:top w:val="single" w:color="BFC9D6" w:sz="4"/>
               <w:left w:val="single" w:color="BFC9D6" w:sz="4"/>
@@ -27364,13 +27364,33 @@
                 <w:szCs w:val="18"/>
                 <w:rtl/>
               </w:rPr>
-              <w:t xml:space="preserve">نعم، بملف يُشحن خارج VPS</w:t>
-            </w:r>
-          </w:p>
-        </w:tc>
-        <w:tc>
-          <w:tcPr>
-            <w:tcW w:type="dxa" w:w="1540"/>
+              <w:t xml:space="preserve">نعم، بملف يُشحن خارج VPS. </w:t>
+            </w:r>
+            <w:r>
+              <w:rPr>
+                <w:rFonts w:ascii="Segoe UI Emoji" w:cs="Segoe UI Emoji" w:eastAsia="Segoe UI Emoji" w:hAnsi="Segoe UI Emoji"/>
+                <w:sz w:val="18"/>
+                <w:szCs w:val="18"/>
+                <w:rtl/>
+              </w:rPr>
+              <w:t xml:space="preserve">✅</w:t>
+            </w:r>
+            <w:r>
+              <w:rPr>
+                <w:rFonts w:ascii="Arial" w:cs="Arial" w:eastAsia="Arial" w:hAnsi="Arial"/>
+                <w:b w:val="false"/>
+                <w:bCs w:val="false"/>
+                <w:sz w:val="18"/>
+                <w:szCs w:val="18"/>
+                <w:rtl/>
+              </w:rPr>
+              <w:t xml:space="preserve"> منفّذ (2026-10-13، docs/adr/0012-server-audit.md): التدقيق ومواصفتاه وتنبيهات AL-18؛ الشحن ينتظر DQ-S12-1 وDQ-S12-2</w:t>
+            </w:r>
+          </w:p>
+        </w:tc>
+        <w:tc>
+          <w:tcPr>
+            <w:tcW w:type="dxa" w:w="1143"/>
             <w:tcBorders>
               <w:top w:val="single" w:color="BFC9D6" w:sz="4"/>
               <w:left w:val="single" w:color="BFC9D6" w:sz="4"/>
@@ -27407,7 +27427,7 @@
         </w:tc>
         <w:tc>
           <w:tcPr>
-            <w:tcW w:type="dxa" w:w="2118"/>
+            <w:tcW w:type="dxa" w:w="1572"/>
             <w:tcBorders>
               <w:top w:val="single" w:color="BFC9D6" w:sz="4"/>
               <w:left w:val="single" w:color="BFC9D6" w:sz="4"/>

--- a/treasury-platform/docs/30-readiness/word/DOC-S01-threat-model.docx
+++ b/treasury-platform/docs/30-readiness/word/DOC-S01-threat-model.docx
@@ -16779,12 +16779,12 @@
         </w:tblBorders>
       </w:tblPr>
       <w:tblGrid>
-        <w:gridCol w:w="896"/>
-        <w:gridCol w:w="896"/>
-        <w:gridCol w:w="3739"/>
-        <w:gridCol w:w="2464"/>
-        <w:gridCol w:w="973"/>
-        <w:gridCol w:w="896"/>
+        <w:gridCol w:w="931"/>
+        <w:gridCol w:w="931"/>
+        <w:gridCol w:w="4732"/>
+        <w:gridCol w:w="1107"/>
+        <w:gridCol w:w="1232"/>
+        <w:gridCol w:w="931"/>
       </w:tblGrid>
       <w:tr>
         <w:trPr>
@@ -16793,7 +16793,7 @@
         </w:trPr>
         <w:tc>
           <w:tcPr>
-            <w:tcW w:type="dxa" w:w="896"/>
+            <w:tcW w:type="dxa" w:w="931"/>
             <w:tcBorders>
               <w:top w:val="single" w:color="BFC9D6" w:sz="4"/>
               <w:left w:val="single" w:color="BFC9D6" w:sz="4"/>
@@ -16831,7 +16831,7 @@
         </w:tc>
         <w:tc>
           <w:tcPr>
-            <w:tcW w:type="dxa" w:w="896"/>
+            <w:tcW w:type="dxa" w:w="931"/>
             <w:tcBorders>
               <w:top w:val="single" w:color="BFC9D6" w:sz="4"/>
               <w:left w:val="single" w:color="BFC9D6" w:sz="4"/>
@@ -16869,7 +16869,7 @@
         </w:tc>
         <w:tc>
           <w:tcPr>
-            <w:tcW w:type="dxa" w:w="3739"/>
+            <w:tcW w:type="dxa" w:w="4732"/>
             <w:tcBorders>
               <w:top w:val="single" w:color="BFC9D6" w:sz="4"/>
               <w:left w:val="single" w:color="BFC9D6" w:sz="4"/>
@@ -16907,7 +16907,7 @@
         </w:tc>
         <w:tc>
           <w:tcPr>
-            <w:tcW w:type="dxa" w:w="2464"/>
+            <w:tcW w:type="dxa" w:w="1107"/>
             <w:tcBorders>
               <w:top w:val="single" w:color="BFC9D6" w:sz="4"/>
               <w:left w:val="single" w:color="BFC9D6" w:sz="4"/>
@@ -16945,7 +16945,7 @@
         </w:tc>
         <w:tc>
           <w:tcPr>
-            <w:tcW w:type="dxa" w:w="973"/>
+            <w:tcW w:type="dxa" w:w="1232"/>
             <w:tcBorders>
               <w:top w:val="single" w:color="BFC9D6" w:sz="4"/>
               <w:left w:val="single" w:color="BFC9D6" w:sz="4"/>
@@ -16993,7 +16993,7 @@
         </w:tc>
         <w:tc>
           <w:tcPr>
-            <w:tcW w:type="dxa" w:w="896"/>
+            <w:tcW w:type="dxa" w:w="931"/>
             <w:tcBorders>
               <w:top w:val="single" w:color="BFC9D6" w:sz="4"/>
               <w:left w:val="single" w:color="BFC9D6" w:sz="4"/>
@@ -17036,7 +17036,7 @@
         </w:trPr>
         <w:tc>
           <w:tcPr>
-            <w:tcW w:type="dxa" w:w="896"/>
+            <w:tcW w:type="dxa" w:w="931"/>
             <w:tcBorders>
               <w:top w:val="single" w:color="BFC9D6" w:sz="4"/>
               <w:left w:val="single" w:color="BFC9D6" w:sz="4"/>
@@ -17072,7 +17072,7 @@
         </w:tc>
         <w:tc>
           <w:tcPr>
-            <w:tcW w:type="dxa" w:w="896"/>
+            <w:tcW w:type="dxa" w:w="931"/>
             <w:tcBorders>
               <w:top w:val="single" w:color="BFC9D6" w:sz="4"/>
               <w:left w:val="single" w:color="BFC9D6" w:sz="4"/>
@@ -17132,73 +17132,37 @@
         </w:tc>
         <w:tc>
           <w:tcPr>
-            <w:tcW w:type="dxa" w:w="3739"/>
-            <w:tcBorders>
-              <w:top w:val="single" w:color="BFC9D6" w:sz="4"/>
-              <w:left w:val="single" w:color="BFC9D6" w:sz="4"/>
-              <w:bottom w:val="single" w:color="BFC9D6" w:sz="4"/>
-              <w:right w:val="single" w:color="BFC9D6" w:sz="4"/>
-            </w:tcBorders>
-            <w:tcMar>
-              <w:top w:type="dxa" w:w="50"/>
-              <w:left w:type="dxa" w:w="90"/>
-              <w:bottom w:type="dxa" w:w="50"/>
-              <w:right w:type="dxa" w:w="90"/>
-            </w:tcMar>
-            <w:vAlign w:val="top"/>
-          </w:tcPr>
-          <w:p>
-            <w:pPr>
-              <w:keepNext w:val="false"/>
-              <w:bidi/>
-              <w:spacing w:after="30" w:before="30" w:line="264"/>
-            </w:pPr>
-            <w:r>
-              <w:rPr>
-                <w:rFonts w:ascii="Arial" w:cs="Arial" w:eastAsia="Arial" w:hAnsi="Arial"/>
-                <w:b w:val="false"/>
-                <w:bCs w:val="false"/>
-                <w:sz w:val="18"/>
-                <w:szCs w:val="18"/>
-                <w:rtl/>
-              </w:rPr>
-              <w:t xml:space="preserve">السكربت يرفض بلا كلمة مرور (tools/deploy/deploy.sh:21-23)</w:t>
-            </w:r>
-          </w:p>
-        </w:tc>
-        <w:tc>
-          <w:tcPr>
-            <w:tcW w:type="dxa" w:w="2464"/>
-            <w:tcBorders>
-              <w:top w:val="single" w:color="BFC9D6" w:sz="4"/>
-              <w:left w:val="single" w:color="BFC9D6" w:sz="4"/>
-              <w:bottom w:val="single" w:color="BFC9D6" w:sz="4"/>
-              <w:right w:val="single" w:color="BFC9D6" w:sz="4"/>
-            </w:tcBorders>
-            <w:tcMar>
-              <w:top w:type="dxa" w:w="50"/>
-              <w:left w:type="dxa" w:w="90"/>
-              <w:bottom w:type="dxa" w:w="50"/>
-              <w:right w:type="dxa" w:w="90"/>
-            </w:tcMar>
-            <w:vAlign w:val="top"/>
-          </w:tcPr>
-          <w:p>
-            <w:pPr>
-              <w:keepNext w:val="false"/>
-              <w:bidi/>
-              <w:spacing w:after="30" w:before="30" w:line="264"/>
-            </w:pPr>
-            <w:r>
-              <w:rPr>
-                <w:rFonts w:ascii="Arial" w:cs="Arial" w:eastAsia="Arial" w:hAnsi="Arial"/>
-                <w:b w:val="false"/>
-                <w:bCs w:val="false"/>
-                <w:sz w:val="18"/>
-                <w:szCs w:val="18"/>
-                <w:rtl/>
-              </w:rPr>
-              <w:t xml:space="preserve">الافتراضي </w:t>
+            <w:tcW w:type="dxa" w:w="4732"/>
+            <w:tcBorders>
+              <w:top w:val="single" w:color="BFC9D6" w:sz="4"/>
+              <w:left w:val="single" w:color="BFC9D6" w:sz="4"/>
+              <w:bottom w:val="single" w:color="BFC9D6" w:sz="4"/>
+              <w:right w:val="single" w:color="BFC9D6" w:sz="4"/>
+            </w:tcBorders>
+            <w:tcMar>
+              <w:top w:type="dxa" w:w="50"/>
+              <w:left w:type="dxa" w:w="90"/>
+              <w:bottom w:type="dxa" w:w="50"/>
+              <w:right w:type="dxa" w:w="90"/>
+            </w:tcMar>
+            <w:vAlign w:val="top"/>
+          </w:tcPr>
+          <w:p>
+            <w:pPr>
+              <w:keepNext w:val="false"/>
+              <w:bidi/>
+              <w:spacing w:after="30" w:before="30" w:line="264"/>
+            </w:pPr>
+            <w:r>
+              <w:rPr>
+                <w:rFonts w:ascii="Arial" w:cs="Arial" w:eastAsia="Arial" w:hAnsi="Arial"/>
+                <w:b w:val="false"/>
+                <w:bCs w:val="false"/>
+                <w:sz w:val="18"/>
+                <w:szCs w:val="18"/>
+                <w:rtl/>
+              </w:rPr>
+              <w:t xml:space="preserve">السكربت يرفض بلا كلمة مرور (tools/deploy/deploy.sh:21-23)؛ النشر بـ </w:t>
             </w:r>
             <w:r>
               <w:rPr>
@@ -17211,18 +17175,18 @@
                 <w:shd w:fill="F1F3F5" w:color="auto" w:val="clear"/>
                 <w:rtl/>
               </w:rPr>
-              <w:t xml:space="preserve">‎sa‎</w:t>
-            </w:r>
-            <w:r>
-              <w:rPr>
-                <w:rFonts w:ascii="Arial" w:cs="Arial" w:eastAsia="Arial" w:hAnsi="Arial"/>
-                <w:b w:val="false"/>
-                <w:bCs w:val="false"/>
-                <w:sz w:val="18"/>
-                <w:szCs w:val="18"/>
-                <w:rtl/>
-              </w:rPr>
-              <w:t xml:space="preserve"> و</w:t>
+              <w:t xml:space="preserve">‎bankfas_migrator‎</w:t>
+            </w:r>
+            <w:r>
+              <w:rPr>
+                <w:rFonts w:ascii="Arial" w:cs="Arial" w:eastAsia="Arial" w:hAnsi="Arial"/>
+                <w:b w:val="false"/>
+                <w:bCs w:val="false"/>
+                <w:sz w:val="18"/>
+                <w:szCs w:val="18"/>
+                <w:rtl/>
+              </w:rPr>
+              <w:t xml:space="preserve"> عضو </w:t>
             </w:r>
             <w:r>
               <w:rPr>
@@ -17235,24 +17199,84 @@
                 <w:shd w:fill="F1F3F5" w:color="auto" w:val="clear"/>
                 <w:rtl/>
               </w:rPr>
-              <w:t xml:space="preserve">‎-C‎</w:t>
-            </w:r>
-            <w:r>
-              <w:rPr>
-                <w:rFonts w:ascii="Arial" w:cs="Arial" w:eastAsia="Arial" w:hAnsi="Arial"/>
-                <w:b w:val="false"/>
-                <w:bCs w:val="false"/>
-                <w:sz w:val="18"/>
-                <w:szCs w:val="18"/>
-                <w:rtl/>
-              </w:rPr>
-              <w:t xml:space="preserve"> (tools/deploy/deploy.sh:17-19)؛ اعتراض الاتصال أو سكربت معدّل يعني سيطرة كاملة</w:t>
-            </w:r>
-          </w:p>
-        </w:tc>
-        <w:tc>
-          <w:tcPr>
-            <w:tcW w:type="dxa" w:w="973"/>
+              <w:t xml:space="preserve">‎db_owner‎</w:t>
+            </w:r>
+            <w:r>
+              <w:rPr>
+                <w:rFonts w:ascii="Arial" w:cs="Arial" w:eastAsia="Arial" w:hAnsi="Arial"/>
+                <w:b w:val="false"/>
+                <w:bCs w:val="false"/>
+                <w:sz w:val="18"/>
+                <w:szCs w:val="18"/>
+                <w:rtl/>
+              </w:rPr>
+              <w:t xml:space="preserve"> وحده (ADR 0010)؛ ولا أداة تثق بأي شهادة من تلقاء نفسها، ويحرس CI ذلك (ADR 0013، DQ-S05-7)</w:t>
+            </w:r>
+          </w:p>
+        </w:tc>
+        <w:tc>
+          <w:tcPr>
+            <w:tcW w:type="dxa" w:w="1107"/>
+            <w:tcBorders>
+              <w:top w:val="single" w:color="BFC9D6" w:sz="4"/>
+              <w:left w:val="single" w:color="BFC9D6" w:sz="4"/>
+              <w:bottom w:val="single" w:color="BFC9D6" w:sz="4"/>
+              <w:right w:val="single" w:color="BFC9D6" w:sz="4"/>
+            </w:tcBorders>
+            <w:tcMar>
+              <w:top w:type="dxa" w:w="50"/>
+              <w:left w:type="dxa" w:w="90"/>
+              <w:bottom w:type="dxa" w:w="50"/>
+              <w:right w:type="dxa" w:w="90"/>
+            </w:tcMar>
+            <w:vAlign w:val="top"/>
+          </w:tcPr>
+          <w:p>
+            <w:pPr>
+              <w:keepNext w:val="false"/>
+              <w:bidi/>
+              <w:spacing w:after="30" w:before="30" w:line="264"/>
+            </w:pPr>
+            <w:r>
+              <w:rPr>
+                <w:rFonts w:ascii="Arial" w:cs="Arial" w:eastAsia="Arial" w:hAnsi="Arial"/>
+                <w:b w:val="false"/>
+                <w:bCs w:val="false"/>
+                <w:sz w:val="18"/>
+                <w:szCs w:val="18"/>
+                <w:rtl/>
+              </w:rPr>
+              <w:t xml:space="preserve">الافتراضي </w:t>
+            </w:r>
+            <w:r>
+              <w:rPr>
+                <w:rFonts w:ascii="Courier New" w:cs="Courier New" w:eastAsia="Courier New" w:hAnsi="Courier New"/>
+                <w:b w:val="false"/>
+                <w:bCs w:val="false"/>
+                <w:color w:val="1F2937"/>
+                <w:sz w:val="16"/>
+                <w:szCs w:val="16"/>
+                <w:shd w:fill="F1F3F5" w:color="auto" w:val="clear"/>
+                <w:rtl/>
+              </w:rPr>
+              <w:t xml:space="preserve">‎sa‎</w:t>
+            </w:r>
+            <w:r>
+              <w:rPr>
+                <w:rFonts w:ascii="Arial" w:cs="Arial" w:eastAsia="Arial" w:hAnsi="Arial"/>
+                <w:b w:val="false"/>
+                <w:bCs w:val="false"/>
+                <w:sz w:val="18"/>
+                <w:szCs w:val="18"/>
+                <w:rtl/>
+              </w:rPr>
+              <w:t xml:space="preserve"> باقٍ في الغلاف (DQ-S11-6)؛ سكربت معدّل يعني سيطرة كاملة</w:t>
+            </w:r>
+          </w:p>
+        </w:tc>
+        <w:tc>
+          <w:tcPr>
+            <w:tcW w:type="dxa" w:w="1232"/>
             <w:tcBorders>
               <w:top w:val="single" w:color="BFC9D6" w:sz="4"/>
               <w:left w:val="single" w:color="BFC9D6" w:sz="4"/>
@@ -17288,7 +17312,7 @@
         </w:tc>
         <w:tc>
           <w:tcPr>
-            <w:tcW w:type="dxa" w:w="896"/>
+            <w:tcW w:type="dxa" w:w="931"/>
             <w:tcBorders>
               <w:top w:val="single" w:color="BFC9D6" w:sz="4"/>
               <w:left w:val="single" w:color="BFC9D6" w:sz="4"/>
@@ -17351,7 +17375,7 @@
         </w:trPr>
         <w:tc>
           <w:tcPr>
-            <w:tcW w:type="dxa" w:w="896"/>
+            <w:tcW w:type="dxa" w:w="931"/>
             <w:tcBorders>
               <w:top w:val="single" w:color="BFC9D6" w:sz="4"/>
               <w:left w:val="single" w:color="BFC9D6" w:sz="4"/>
@@ -17388,7 +17412,7 @@
         </w:tc>
         <w:tc>
           <w:tcPr>
-            <w:tcW w:type="dxa" w:w="896"/>
+            <w:tcW w:type="dxa" w:w="931"/>
             <w:tcBorders>
               <w:top w:val="single" w:color="BFC9D6" w:sz="4"/>
               <w:left w:val="single" w:color="BFC9D6" w:sz="4"/>
@@ -17425,7 +17449,7 @@
         </w:tc>
         <w:tc>
           <w:tcPr>
-            <w:tcW w:type="dxa" w:w="3739"/>
+            <w:tcW w:type="dxa" w:w="4732"/>
             <w:tcBorders>
               <w:top w:val="single" w:color="BFC9D6" w:sz="4"/>
               <w:left w:val="single" w:color="BFC9D6" w:sz="4"/>
@@ -17462,7 +17486,7 @@
         </w:tc>
         <w:tc>
           <w:tcPr>
-            <w:tcW w:type="dxa" w:w="2464"/>
+            <w:tcW w:type="dxa" w:w="1107"/>
             <w:tcBorders>
               <w:top w:val="single" w:color="BFC9D6" w:sz="4"/>
               <w:left w:val="single" w:color="BFC9D6" w:sz="4"/>
@@ -17499,7 +17523,7 @@
         </w:tc>
         <w:tc>
           <w:tcPr>
-            <w:tcW w:type="dxa" w:w="973"/>
+            <w:tcW w:type="dxa" w:w="1232"/>
             <w:tcBorders>
               <w:top w:val="single" w:color="BFC9D6" w:sz="4"/>
               <w:left w:val="single" w:color="BFC9D6" w:sz="4"/>
@@ -17536,7 +17560,7 @@
         </w:tc>
         <w:tc>
           <w:tcPr>
-            <w:tcW w:type="dxa" w:w="896"/>
+            <w:tcW w:type="dxa" w:w="931"/>
             <w:tcBorders>
               <w:top w:val="single" w:color="BFC9D6" w:sz="4"/>
               <w:left w:val="single" w:color="BFC9D6" w:sz="4"/>

--- a/treasury-platform/docs/30-readiness/word/DOC-S01-threat-model.docx
+++ b/treasury-platform/docs/30-readiness/word/DOC-S01-threat-model.docx
@@ -16779,12 +16779,12 @@
         </w:tblBorders>
       </w:tblPr>
       <w:tblGrid>
-        <w:gridCol w:w="931"/>
-        <w:gridCol w:w="931"/>
-        <w:gridCol w:w="4732"/>
-        <w:gridCol w:w="1107"/>
-        <w:gridCol w:w="1232"/>
-        <w:gridCol w:w="931"/>
+        <w:gridCol w:w="932"/>
+        <w:gridCol w:w="932"/>
+        <w:gridCol w:w="4783"/>
+        <w:gridCol w:w="1041"/>
+        <w:gridCol w:w="1244"/>
+        <w:gridCol w:w="932"/>
       </w:tblGrid>
       <w:tr>
         <w:trPr>
@@ -16793,7 +16793,7 @@
         </w:trPr>
         <w:tc>
           <w:tcPr>
-            <w:tcW w:type="dxa" w:w="931"/>
+            <w:tcW w:type="dxa" w:w="932"/>
             <w:tcBorders>
               <w:top w:val="single" w:color="BFC9D6" w:sz="4"/>
               <w:left w:val="single" w:color="BFC9D6" w:sz="4"/>
@@ -16831,7 +16831,7 @@
         </w:tc>
         <w:tc>
           <w:tcPr>
-            <w:tcW w:type="dxa" w:w="931"/>
+            <w:tcW w:type="dxa" w:w="932"/>
             <w:tcBorders>
               <w:top w:val="single" w:color="BFC9D6" w:sz="4"/>
               <w:left w:val="single" w:color="BFC9D6" w:sz="4"/>
@@ -16869,7 +16869,7 @@
         </w:tc>
         <w:tc>
           <w:tcPr>
-            <w:tcW w:type="dxa" w:w="4732"/>
+            <w:tcW w:type="dxa" w:w="4783"/>
             <w:tcBorders>
               <w:top w:val="single" w:color="BFC9D6" w:sz="4"/>
               <w:left w:val="single" w:color="BFC9D6" w:sz="4"/>
@@ -16907,7 +16907,7 @@
         </w:tc>
         <w:tc>
           <w:tcPr>
-            <w:tcW w:type="dxa" w:w="1107"/>
+            <w:tcW w:type="dxa" w:w="1041"/>
             <w:tcBorders>
               <w:top w:val="single" w:color="BFC9D6" w:sz="4"/>
               <w:left w:val="single" w:color="BFC9D6" w:sz="4"/>
@@ -16945,7 +16945,7 @@
         </w:tc>
         <w:tc>
           <w:tcPr>
-            <w:tcW w:type="dxa" w:w="1232"/>
+            <w:tcW w:type="dxa" w:w="1244"/>
             <w:tcBorders>
               <w:top w:val="single" w:color="BFC9D6" w:sz="4"/>
               <w:left w:val="single" w:color="BFC9D6" w:sz="4"/>
@@ -16993,7 +16993,7 @@
         </w:tc>
         <w:tc>
           <w:tcPr>
-            <w:tcW w:type="dxa" w:w="931"/>
+            <w:tcW w:type="dxa" w:w="932"/>
             <w:tcBorders>
               <w:top w:val="single" w:color="BFC9D6" w:sz="4"/>
               <w:left w:val="single" w:color="BFC9D6" w:sz="4"/>
@@ -17036,7 +17036,7 @@
         </w:trPr>
         <w:tc>
           <w:tcPr>
-            <w:tcW w:type="dxa" w:w="931"/>
+            <w:tcW w:type="dxa" w:w="932"/>
             <w:tcBorders>
               <w:top w:val="single" w:color="BFC9D6" w:sz="4"/>
               <w:left w:val="single" w:color="BFC9D6" w:sz="4"/>
@@ -17072,7 +17072,7 @@
         </w:tc>
         <w:tc>
           <w:tcPr>
-            <w:tcW w:type="dxa" w:w="931"/>
+            <w:tcW w:type="dxa" w:w="932"/>
             <w:tcBorders>
               <w:top w:val="single" w:color="BFC9D6" w:sz="4"/>
               <w:left w:val="single" w:color="BFC9D6" w:sz="4"/>
@@ -17132,7 +17132,7 @@
         </w:tc>
         <w:tc>
           <w:tcPr>
-            <w:tcW w:type="dxa" w:w="4732"/>
+            <w:tcW w:type="dxa" w:w="4783"/>
             <w:tcBorders>
               <w:top w:val="single" w:color="BFC9D6" w:sz="4"/>
               <w:left w:val="single" w:color="BFC9D6" w:sz="4"/>
@@ -17210,43 +17210,7 @@
                 <w:szCs w:val="18"/>
                 <w:rtl/>
               </w:rPr>
-              <w:t xml:space="preserve"> وحده (ADR 0010)؛ ولا أداة تثق بأي شهادة من تلقاء نفسها، ويحرس CI ذلك (ADR 0013، DQ-S05-7)</w:t>
-            </w:r>
-          </w:p>
-        </w:tc>
-        <w:tc>
-          <w:tcPr>
-            <w:tcW w:type="dxa" w:w="1107"/>
-            <w:tcBorders>
-              <w:top w:val="single" w:color="BFC9D6" w:sz="4"/>
-              <w:left w:val="single" w:color="BFC9D6" w:sz="4"/>
-              <w:bottom w:val="single" w:color="BFC9D6" w:sz="4"/>
-              <w:right w:val="single" w:color="BFC9D6" w:sz="4"/>
-            </w:tcBorders>
-            <w:tcMar>
-              <w:top w:type="dxa" w:w="50"/>
-              <w:left w:type="dxa" w:w="90"/>
-              <w:bottom w:type="dxa" w:w="50"/>
-              <w:right w:type="dxa" w:w="90"/>
-            </w:tcMar>
-            <w:vAlign w:val="top"/>
-          </w:tcPr>
-          <w:p>
-            <w:pPr>
-              <w:keepNext w:val="false"/>
-              <w:bidi/>
-              <w:spacing w:after="30" w:before="30" w:line="264"/>
-            </w:pPr>
-            <w:r>
-              <w:rPr>
-                <w:rFonts w:ascii="Arial" w:cs="Arial" w:eastAsia="Arial" w:hAnsi="Arial"/>
-                <w:b w:val="false"/>
-                <w:bCs w:val="false"/>
-                <w:sz w:val="18"/>
-                <w:szCs w:val="18"/>
-                <w:rtl/>
-              </w:rPr>
-              <w:t xml:space="preserve">الافتراضي </w:t>
+              <w:t xml:space="preserve"> وحده (ADR 0010)؛ ولا أداة تثق بأي شهادة من تلقاء نفسها، ويحرس CI ذلك (ADR 0013، DQ-S05-7)؛ و</w:t>
             </w:r>
             <w:r>
               <w:rPr>
@@ -17259,6 +17223,30 @@
                 <w:shd w:fill="F1F3F5" w:color="auto" w:val="clear"/>
                 <w:rtl/>
               </w:rPr>
+              <w:t xml:space="preserve">‎deploy.sh‎</w:t>
+            </w:r>
+            <w:r>
+              <w:rPr>
+                <w:rFonts w:ascii="Arial" w:cs="Arial" w:eastAsia="Arial" w:hAnsi="Arial"/>
+                <w:b w:val="false"/>
+                <w:bCs w:val="false"/>
+                <w:sz w:val="18"/>
+                <w:szCs w:val="18"/>
+                <w:rtl/>
+              </w:rPr>
+              <w:t xml:space="preserve"> يرفض </w:t>
+            </w:r>
+            <w:r>
+              <w:rPr>
+                <w:rFonts w:ascii="Courier New" w:cs="Courier New" w:eastAsia="Courier New" w:hAnsi="Courier New"/>
+                <w:b w:val="false"/>
+                <w:bCs w:val="false"/>
+                <w:color w:val="1F2937"/>
+                <w:sz w:val="16"/>
+                <w:szCs w:val="16"/>
+                <w:shd w:fill="F1F3F5" w:color="auto" w:val="clear"/>
+                <w:rtl/>
+              </w:rPr>
               <w:t xml:space="preserve">‎sa‎</w:t>
             </w:r>
             <w:r>
@@ -17270,13 +17258,97 @@
                 <w:szCs w:val="18"/>
                 <w:rtl/>
               </w:rPr>
-              <w:t xml:space="preserve"> باقٍ في الغلاف (DQ-S11-6)؛ سكربت معدّل يعني سيطرة كاملة</w:t>
-            </w:r>
-          </w:p>
-        </w:tc>
-        <w:tc>
-          <w:tcPr>
-            <w:tcW w:type="dxa" w:w="1232"/>
+              <w:t xml:space="preserve"> وأي </w:t>
+            </w:r>
+            <w:r>
+              <w:rPr>
+                <w:rFonts w:ascii="Courier New" w:cs="Courier New" w:eastAsia="Courier New" w:hAnsi="Courier New"/>
+                <w:b w:val="false"/>
+                <w:bCs w:val="false"/>
+                <w:color w:val="1F2937"/>
+                <w:sz w:val="16"/>
+                <w:szCs w:val="16"/>
+                <w:shd w:fill="F1F3F5" w:color="auto" w:val="clear"/>
+                <w:rtl/>
+              </w:rPr>
+              <w:t xml:space="preserve">‎sysadmin‎</w:t>
+            </w:r>
+            <w:r>
+              <w:rPr>
+                <w:rFonts w:ascii="Arial" w:cs="Arial" w:eastAsia="Arial" w:hAnsi="Arial"/>
+                <w:b w:val="false"/>
+                <w:bCs w:val="false"/>
+                <w:sz w:val="18"/>
+                <w:szCs w:val="18"/>
+                <w:rtl/>
+              </w:rPr>
+              <w:t xml:space="preserve">، وكل أداة ترفض </w:t>
+            </w:r>
+            <w:r>
+              <w:rPr>
+                <w:rFonts w:ascii="Courier New" w:cs="Courier New" w:eastAsia="Courier New" w:hAnsi="Courier New"/>
+                <w:b w:val="false"/>
+                <w:bCs w:val="false"/>
+                <w:color w:val="1F2937"/>
+                <w:sz w:val="16"/>
+                <w:szCs w:val="16"/>
+                <w:shd w:fill="F1F3F5" w:color="auto" w:val="clear"/>
+                <w:rtl/>
+              </w:rPr>
+              <w:t xml:space="preserve">‎-C‎</w:t>
+            </w:r>
+            <w:r>
+              <w:rPr>
+                <w:rFonts w:ascii="Arial" w:cs="Arial" w:eastAsia="Arial" w:hAnsi="Arial"/>
+                <w:b w:val="false"/>
+                <w:bCs w:val="false"/>
+                <w:sz w:val="18"/>
+                <w:szCs w:val="18"/>
+                <w:rtl/>
+              </w:rPr>
+              <w:t xml:space="preserve"> خارج CI (ADR 0014، DQ-S11-6)</w:t>
+            </w:r>
+          </w:p>
+        </w:tc>
+        <w:tc>
+          <w:tcPr>
+            <w:tcW w:type="dxa" w:w="1041"/>
+            <w:tcBorders>
+              <w:top w:val="single" w:color="BFC9D6" w:sz="4"/>
+              <w:left w:val="single" w:color="BFC9D6" w:sz="4"/>
+              <w:bottom w:val="single" w:color="BFC9D6" w:sz="4"/>
+              <w:right w:val="single" w:color="BFC9D6" w:sz="4"/>
+            </w:tcBorders>
+            <w:tcMar>
+              <w:top w:type="dxa" w:w="50"/>
+              <w:left w:type="dxa" w:w="90"/>
+              <w:bottom w:type="dxa" w:w="50"/>
+              <w:right w:type="dxa" w:w="90"/>
+            </w:tcMar>
+            <w:vAlign w:val="top"/>
+          </w:tcPr>
+          <w:p>
+            <w:pPr>
+              <w:keepNext w:val="false"/>
+              <w:bidi/>
+              <w:spacing w:after="30" w:before="30" w:line="264"/>
+            </w:pPr>
+            <w:r>
+              <w:rPr>
+                <w:rFonts w:ascii="Arial" w:cs="Arial" w:eastAsia="Arial" w:hAnsi="Arial"/>
+                <w:b w:val="false"/>
+                <w:bCs w:val="false"/>
+                <w:sz w:val="18"/>
+                <w:szCs w:val="18"/>
+                <w:rtl/>
+              </w:rPr>
+              <w:t xml:space="preserve">سكربت معدّل يعني سيطرة كاملة؛ وإذنا CI يتجاوزان الحارسين إن وُضعا خطأً (ADR 0014)</w:t>
+            </w:r>
+          </w:p>
+        </w:tc>
+        <w:tc>
+          <w:tcPr>
+            <w:tcW w:type="dxa" w:w="1244"/>
             <w:tcBorders>
               <w:top w:val="single" w:color="BFC9D6" w:sz="4"/>
               <w:left w:val="single" w:color="BFC9D6" w:sz="4"/>
@@ -17312,7 +17384,7 @@
         </w:tc>
         <w:tc>
           <w:tcPr>
-            <w:tcW w:type="dxa" w:w="931"/>
+            <w:tcW w:type="dxa" w:w="932"/>
             <w:tcBorders>
               <w:top w:val="single" w:color="BFC9D6" w:sz="4"/>
               <w:left w:val="single" w:color="BFC9D6" w:sz="4"/>
@@ -17375,7 +17447,7 @@
         </w:trPr>
         <w:tc>
           <w:tcPr>
-            <w:tcW w:type="dxa" w:w="931"/>
+            <w:tcW w:type="dxa" w:w="932"/>
             <w:tcBorders>
               <w:top w:val="single" w:color="BFC9D6" w:sz="4"/>
               <w:left w:val="single" w:color="BFC9D6" w:sz="4"/>
@@ -17412,7 +17484,7 @@
         </w:tc>
         <w:tc>
           <w:tcPr>
-            <w:tcW w:type="dxa" w:w="931"/>
+            <w:tcW w:type="dxa" w:w="932"/>
             <w:tcBorders>
               <w:top w:val="single" w:color="BFC9D6" w:sz="4"/>
               <w:left w:val="single" w:color="BFC9D6" w:sz="4"/>
@@ -17449,7 +17521,7 @@
         </w:tc>
         <w:tc>
           <w:tcPr>
-            <w:tcW w:type="dxa" w:w="4732"/>
+            <w:tcW w:type="dxa" w:w="4783"/>
             <w:tcBorders>
               <w:top w:val="single" w:color="BFC9D6" w:sz="4"/>
               <w:left w:val="single" w:color="BFC9D6" w:sz="4"/>
@@ -17486,7 +17558,7 @@
         </w:tc>
         <w:tc>
           <w:tcPr>
-            <w:tcW w:type="dxa" w:w="1107"/>
+            <w:tcW w:type="dxa" w:w="1041"/>
             <w:tcBorders>
               <w:top w:val="single" w:color="BFC9D6" w:sz="4"/>
               <w:left w:val="single" w:color="BFC9D6" w:sz="4"/>
@@ -17523,7 +17595,7 @@
         </w:tc>
         <w:tc>
           <w:tcPr>
-            <w:tcW w:type="dxa" w:w="1232"/>
+            <w:tcW w:type="dxa" w:w="1244"/>
             <w:tcBorders>
               <w:top w:val="single" w:color="BFC9D6" w:sz="4"/>
               <w:left w:val="single" w:color="BFC9D6" w:sz="4"/>
@@ -17560,7 +17632,7 @@
         </w:tc>
         <w:tc>
           <w:tcPr>
-            <w:tcW w:type="dxa" w:w="931"/>
+            <w:tcW w:type="dxa" w:w="932"/>
             <w:tcBorders>
               <w:top w:val="single" w:color="BFC9D6" w:sz="4"/>
               <w:left w:val="single" w:color="BFC9D6" w:sz="4"/>

--- a/treasury-platform/docs/30-readiness/word/DOC-S01-threat-model.docx
+++ b/treasury-platform/docs/30-readiness/word/DOC-S01-threat-model.docx
@@ -6880,12 +6880,12 @@
         </w:tblBorders>
       </w:tblPr>
       <w:tblGrid>
-        <w:gridCol w:w="914"/>
-        <w:gridCol w:w="914"/>
-        <w:gridCol w:w="2648"/>
-        <w:gridCol w:w="3560"/>
-        <w:gridCol w:w="914"/>
-        <w:gridCol w:w="914"/>
+        <w:gridCol w:w="907"/>
+        <w:gridCol w:w="907"/>
+        <w:gridCol w:w="2557"/>
+        <w:gridCol w:w="3679"/>
+        <w:gridCol w:w="907"/>
+        <w:gridCol w:w="907"/>
       </w:tblGrid>
       <w:tr>
         <w:trPr>
@@ -6894,7 +6894,7 @@
         </w:trPr>
         <w:tc>
           <w:tcPr>
-            <w:tcW w:type="dxa" w:w="914"/>
+            <w:tcW w:type="dxa" w:w="907"/>
             <w:tcBorders>
               <w:top w:val="single" w:color="BFC9D6" w:sz="4"/>
               <w:left w:val="single" w:color="BFC9D6" w:sz="4"/>
@@ -6932,7 +6932,7 @@
         </w:tc>
         <w:tc>
           <w:tcPr>
-            <w:tcW w:type="dxa" w:w="914"/>
+            <w:tcW w:type="dxa" w:w="907"/>
             <w:tcBorders>
               <w:top w:val="single" w:color="BFC9D6" w:sz="4"/>
               <w:left w:val="single" w:color="BFC9D6" w:sz="4"/>
@@ -6970,7 +6970,7 @@
         </w:tc>
         <w:tc>
           <w:tcPr>
-            <w:tcW w:type="dxa" w:w="2648"/>
+            <w:tcW w:type="dxa" w:w="2557"/>
             <w:tcBorders>
               <w:top w:val="single" w:color="BFC9D6" w:sz="4"/>
               <w:left w:val="single" w:color="BFC9D6" w:sz="4"/>
@@ -7008,7 +7008,7 @@
         </w:tc>
         <w:tc>
           <w:tcPr>
-            <w:tcW w:type="dxa" w:w="3560"/>
+            <w:tcW w:type="dxa" w:w="3679"/>
             <w:tcBorders>
               <w:top w:val="single" w:color="BFC9D6" w:sz="4"/>
               <w:left w:val="single" w:color="BFC9D6" w:sz="4"/>
@@ -7046,7 +7046,7 @@
         </w:tc>
         <w:tc>
           <w:tcPr>
-            <w:tcW w:type="dxa" w:w="914"/>
+            <w:tcW w:type="dxa" w:w="907"/>
             <w:tcBorders>
               <w:top w:val="single" w:color="BFC9D6" w:sz="4"/>
               <w:left w:val="single" w:color="BFC9D6" w:sz="4"/>
@@ -7094,7 +7094,7 @@
         </w:tc>
         <w:tc>
           <w:tcPr>
-            <w:tcW w:type="dxa" w:w="914"/>
+            <w:tcW w:type="dxa" w:w="907"/>
             <w:tcBorders>
               <w:top w:val="single" w:color="BFC9D6" w:sz="4"/>
               <w:left w:val="single" w:color="BFC9D6" w:sz="4"/>
@@ -7137,7 +7137,7 @@
         </w:trPr>
         <w:tc>
           <w:tcPr>
-            <w:tcW w:type="dxa" w:w="914"/>
+            <w:tcW w:type="dxa" w:w="907"/>
             <w:tcBorders>
               <w:top w:val="single" w:color="BFC9D6" w:sz="4"/>
               <w:left w:val="single" w:color="BFC9D6" w:sz="4"/>
@@ -7173,7 +7173,7 @@
         </w:tc>
         <w:tc>
           <w:tcPr>
-            <w:tcW w:type="dxa" w:w="914"/>
+            <w:tcW w:type="dxa" w:w="907"/>
             <w:tcBorders>
               <w:top w:val="single" w:color="BFC9D6" w:sz="4"/>
               <w:left w:val="single" w:color="BFC9D6" w:sz="4"/>
@@ -7209,7 +7209,7 @@
         </w:tc>
         <w:tc>
           <w:tcPr>
-            <w:tcW w:type="dxa" w:w="2648"/>
+            <w:tcW w:type="dxa" w:w="2557"/>
             <w:tcBorders>
               <w:top w:val="single" w:color="BFC9D6" w:sz="4"/>
               <w:left w:val="single" w:color="BFC9D6" w:sz="4"/>
@@ -7245,7 +7245,7 @@
         </w:tc>
         <w:tc>
           <w:tcPr>
-            <w:tcW w:type="dxa" w:w="3560"/>
+            <w:tcW w:type="dxa" w:w="3679"/>
             <w:tcBorders>
               <w:top w:val="single" w:color="BFC9D6" w:sz="4"/>
               <w:left w:val="single" w:color="BFC9D6" w:sz="4"/>
@@ -7281,7 +7281,7 @@
         </w:tc>
         <w:tc>
           <w:tcPr>
-            <w:tcW w:type="dxa" w:w="914"/>
+            <w:tcW w:type="dxa" w:w="907"/>
             <w:tcBorders>
               <w:top w:val="single" w:color="BFC9D6" w:sz="4"/>
               <w:left w:val="single" w:color="BFC9D6" w:sz="4"/>
@@ -7317,7 +7317,7 @@
         </w:tc>
         <w:tc>
           <w:tcPr>
-            <w:tcW w:type="dxa" w:w="914"/>
+            <w:tcW w:type="dxa" w:w="907"/>
             <w:tcBorders>
               <w:top w:val="single" w:color="BFC9D6" w:sz="4"/>
               <w:left w:val="single" w:color="BFC9D6" w:sz="4"/>
@@ -7358,7 +7358,7 @@
         </w:trPr>
         <w:tc>
           <w:tcPr>
-            <w:tcW w:type="dxa" w:w="914"/>
+            <w:tcW w:type="dxa" w:w="907"/>
             <w:tcBorders>
               <w:top w:val="single" w:color="BFC9D6" w:sz="4"/>
               <w:left w:val="single" w:color="BFC9D6" w:sz="4"/>
@@ -7395,7 +7395,7 @@
         </w:tc>
         <w:tc>
           <w:tcPr>
-            <w:tcW w:type="dxa" w:w="914"/>
+            <w:tcW w:type="dxa" w:w="907"/>
             <w:tcBorders>
               <w:top w:val="single" w:color="BFC9D6" w:sz="4"/>
               <w:left w:val="single" w:color="BFC9D6" w:sz="4"/>
@@ -7432,7 +7432,7 @@
         </w:tc>
         <w:tc>
           <w:tcPr>
-            <w:tcW w:type="dxa" w:w="2648"/>
+            <w:tcW w:type="dxa" w:w="2557"/>
             <w:tcBorders>
               <w:top w:val="single" w:color="BFC9D6" w:sz="4"/>
               <w:left w:val="single" w:color="BFC9D6" w:sz="4"/>
@@ -7482,7 +7482,7 @@
         </w:tc>
         <w:tc>
           <w:tcPr>
-            <w:tcW w:type="dxa" w:w="3560"/>
+            <w:tcW w:type="dxa" w:w="3679"/>
             <w:tcBorders>
               <w:top w:val="single" w:color="BFC9D6" w:sz="4"/>
               <w:left w:val="single" w:color="BFC9D6" w:sz="4"/>
@@ -7543,7 +7543,7 @@
         </w:tc>
         <w:tc>
           <w:tcPr>
-            <w:tcW w:type="dxa" w:w="914"/>
+            <w:tcW w:type="dxa" w:w="907"/>
             <w:tcBorders>
               <w:top w:val="single" w:color="BFC9D6" w:sz="4"/>
               <w:left w:val="single" w:color="BFC9D6" w:sz="4"/>
@@ -7580,7 +7580,7 @@
         </w:tc>
         <w:tc>
           <w:tcPr>
-            <w:tcW w:type="dxa" w:w="914"/>
+            <w:tcW w:type="dxa" w:w="907"/>
             <w:tcBorders>
               <w:top w:val="single" w:color="BFC9D6" w:sz="4"/>
               <w:left w:val="single" w:color="BFC9D6" w:sz="4"/>
@@ -7622,7 +7622,7 @@
         </w:trPr>
         <w:tc>
           <w:tcPr>
-            <w:tcW w:type="dxa" w:w="914"/>
+            <w:tcW w:type="dxa" w:w="907"/>
             <w:tcBorders>
               <w:top w:val="single" w:color="BFC9D6" w:sz="4"/>
               <w:left w:val="single" w:color="BFC9D6" w:sz="4"/>
@@ -7658,7 +7658,7 @@
         </w:tc>
         <w:tc>
           <w:tcPr>
-            <w:tcW w:type="dxa" w:w="914"/>
+            <w:tcW w:type="dxa" w:w="907"/>
             <w:tcBorders>
               <w:top w:val="single" w:color="BFC9D6" w:sz="4"/>
               <w:left w:val="single" w:color="BFC9D6" w:sz="4"/>
@@ -7694,7 +7694,7 @@
         </w:tc>
         <w:tc>
           <w:tcPr>
-            <w:tcW w:type="dxa" w:w="2648"/>
+            <w:tcW w:type="dxa" w:w="2557"/>
             <w:tcBorders>
               <w:top w:val="single" w:color="BFC9D6" w:sz="4"/>
               <w:left w:val="single" w:color="BFC9D6" w:sz="4"/>
@@ -7754,79 +7754,112 @@
         </w:tc>
         <w:tc>
           <w:tcPr>
-            <w:tcW w:type="dxa" w:w="3560"/>
-            <w:tcBorders>
-              <w:top w:val="single" w:color="BFC9D6" w:sz="4"/>
-              <w:left w:val="single" w:color="BFC9D6" w:sz="4"/>
-              <w:bottom w:val="single" w:color="BFC9D6" w:sz="4"/>
-              <w:right w:val="single" w:color="BFC9D6" w:sz="4"/>
-            </w:tcBorders>
-            <w:tcMar>
-              <w:top w:type="dxa" w:w="50"/>
-              <w:left w:type="dxa" w:w="90"/>
-              <w:bottom w:type="dxa" w:w="50"/>
-              <w:right w:type="dxa" w:w="90"/>
-            </w:tcMar>
-            <w:vAlign w:val="top"/>
-          </w:tcPr>
-          <w:p>
-            <w:pPr>
-              <w:keepNext w:val="false"/>
-              <w:bidi/>
-              <w:spacing w:after="30" w:before="30" w:line="264"/>
-            </w:pPr>
-            <w:r>
-              <w:rPr>
-                <w:rFonts w:ascii="Arial" w:cs="Arial" w:eastAsia="Arial" w:hAnsi="Arial"/>
-                <w:b w:val="false"/>
-                <w:bCs w:val="false"/>
-                <w:sz w:val="18"/>
-                <w:szCs w:val="18"/>
-                <w:rtl/>
-              </w:rPr>
-              <w:t xml:space="preserve">مسار الدعم غير منفّذ (DOC-F01 G-03)</w:t>
-            </w:r>
-          </w:p>
-        </w:tc>
-        <w:tc>
-          <w:tcPr>
-            <w:tcW w:type="dxa" w:w="914"/>
-            <w:tcBorders>
-              <w:top w:val="single" w:color="BFC9D6" w:sz="4"/>
-              <w:left w:val="single" w:color="BFC9D6" w:sz="4"/>
-              <w:bottom w:val="single" w:color="BFC9D6" w:sz="4"/>
-              <w:right w:val="single" w:color="BFC9D6" w:sz="4"/>
-            </w:tcBorders>
-            <w:tcMar>
-              <w:top w:type="dxa" w:w="50"/>
-              <w:left w:type="dxa" w:w="90"/>
-              <w:bottom w:type="dxa" w:w="50"/>
-              <w:right w:type="dxa" w:w="90"/>
-            </w:tcMar>
-            <w:vAlign w:val="top"/>
-          </w:tcPr>
-          <w:p>
-            <w:pPr>
-              <w:keepNext w:val="false"/>
-              <w:bidi/>
-              <w:spacing w:after="30" w:before="30" w:line="264"/>
-            </w:pPr>
-            <w:r>
-              <w:rPr>
-                <w:rFonts w:ascii="Arial" w:cs="Arial" w:eastAsia="Arial" w:hAnsi="Arial"/>
-                <w:b w:val="false"/>
-                <w:bCs w:val="false"/>
-                <w:sz w:val="18"/>
-                <w:szCs w:val="18"/>
-                <w:rtl/>
-              </w:rPr>
-              <w:t xml:space="preserve">جلسة دعم عبر TB-3 بدور بلا صلاحيات حساسة (DQ-F01-7)</w:t>
-            </w:r>
-          </w:p>
-        </w:tc>
-        <w:tc>
-          <w:tcPr>
-            <w:tcW w:type="dxa" w:w="914"/>
+            <w:tcW w:type="dxa" w:w="3679"/>
+            <w:tcBorders>
+              <w:top w:val="single" w:color="BFC9D6" w:sz="4"/>
+              <w:left w:val="single" w:color="BFC9D6" w:sz="4"/>
+              <w:bottom w:val="single" w:color="BFC9D6" w:sz="4"/>
+              <w:right w:val="single" w:color="BFC9D6" w:sz="4"/>
+            </w:tcBorders>
+            <w:tcMar>
+              <w:top w:type="dxa" w:w="50"/>
+              <w:left w:type="dxa" w:w="90"/>
+              <w:bottom w:type="dxa" w:w="50"/>
+              <w:right w:type="dxa" w:w="90"/>
+            </w:tcMar>
+            <w:vAlign w:val="top"/>
+          </w:tcPr>
+          <w:p>
+            <w:pPr>
+              <w:keepNext w:val="false"/>
+              <w:bidi/>
+              <w:spacing w:after="30" w:before="30" w:line="264"/>
+            </w:pPr>
+            <w:r>
+              <w:rPr>
+                <w:rFonts w:ascii="Segoe UI Emoji" w:cs="Segoe UI Emoji" w:eastAsia="Segoe UI Emoji" w:hAnsi="Segoe UI Emoji"/>
+                <w:sz w:val="18"/>
+                <w:szCs w:val="18"/>
+                <w:rtl/>
+              </w:rPr>
+              <w:t xml:space="preserve">✅</w:t>
+            </w:r>
+            <w:r>
+              <w:rPr>
+                <w:rFonts w:ascii="Arial" w:cs="Arial" w:eastAsia="Arial" w:hAnsi="Arial"/>
+                <w:b w:val="false"/>
+                <w:bCs w:val="false"/>
+                <w:sz w:val="18"/>
+                <w:szCs w:val="18"/>
+                <w:rtl/>
+              </w:rPr>
+              <w:t xml:space="preserve"> منفّذ: دخول </w:t>
+            </w:r>
+            <w:r>
+              <w:rPr>
+                <w:rFonts w:ascii="Courier New" w:cs="Courier New" w:eastAsia="Courier New" w:hAnsi="Courier New"/>
+                <w:b w:val="false"/>
+                <w:bCs w:val="false"/>
+                <w:color w:val="1F2937"/>
+                <w:sz w:val="16"/>
+                <w:szCs w:val="16"/>
+                <w:shd w:fill="F1F3F5" w:color="auto" w:val="clear"/>
+                <w:rtl/>
+              </w:rPr>
+              <w:t xml:space="preserve">‎tp_support‎</w:t>
+            </w:r>
+            <w:r>
+              <w:rPr>
+                <w:rFonts w:ascii="Arial" w:cs="Arial" w:eastAsia="Arial" w:hAnsi="Arial"/>
+                <w:b w:val="false"/>
+                <w:bCs w:val="false"/>
+                <w:sz w:val="18"/>
+                <w:szCs w:val="18"/>
+                <w:rtl/>
+              </w:rPr>
+              <w:t xml:space="preserve"> للقراءة بلا الأعمدة المقيّدة، بمنحة سارية وجلسة مشغّل بـ MFA (db/static/036_operator_and_support.sql:23-32)</w:t>
+            </w:r>
+          </w:p>
+        </w:tc>
+        <w:tc>
+          <w:tcPr>
+            <w:tcW w:type="dxa" w:w="907"/>
+            <w:tcBorders>
+              <w:top w:val="single" w:color="BFC9D6" w:sz="4"/>
+              <w:left w:val="single" w:color="BFC9D6" w:sz="4"/>
+              <w:bottom w:val="single" w:color="BFC9D6" w:sz="4"/>
+              <w:right w:val="single" w:color="BFC9D6" w:sz="4"/>
+            </w:tcBorders>
+            <w:tcMar>
+              <w:top w:type="dxa" w:w="50"/>
+              <w:left w:type="dxa" w:w="90"/>
+              <w:bottom w:type="dxa" w:w="50"/>
+              <w:right w:type="dxa" w:w="90"/>
+            </w:tcMar>
+            <w:vAlign w:val="top"/>
+          </w:tcPr>
+          <w:p>
+            <w:pPr>
+              <w:keepNext w:val="false"/>
+              <w:bidi/>
+              <w:spacing w:after="30" w:before="30" w:line="264"/>
+            </w:pPr>
+            <w:r>
+              <w:rPr>
+                <w:rFonts w:ascii="Arial" w:cs="Arial" w:eastAsia="Arial" w:hAnsi="Arial"/>
+                <w:b w:val="false"/>
+                <w:bCs w:val="false"/>
+                <w:sz w:val="18"/>
+                <w:szCs w:val="18"/>
+                <w:rtl/>
+              </w:rPr>
+              <w:t xml:space="preserve">الوصف المرجعي في DOC-F01 DQ-F01-7 (DQ-F04-6، DOC-F04 §6.2)</w:t>
+            </w:r>
+          </w:p>
+        </w:tc>
+        <w:tc>
+          <w:tcPr>
+            <w:tcW w:type="dxa" w:w="907"/>
             <w:tcBorders>
               <w:top w:val="single" w:color="BFC9D6" w:sz="4"/>
               <w:left w:val="single" w:color="BFC9D6" w:sz="4"/>
@@ -7867,7 +7900,7 @@
         </w:trPr>
         <w:tc>
           <w:tcPr>
-            <w:tcW w:type="dxa" w:w="914"/>
+            <w:tcW w:type="dxa" w:w="907"/>
             <w:tcBorders>
               <w:top w:val="single" w:color="BFC9D6" w:sz="4"/>
               <w:left w:val="single" w:color="BFC9D6" w:sz="4"/>
@@ -7904,7 +7937,7 @@
         </w:tc>
         <w:tc>
           <w:tcPr>
-            <w:tcW w:type="dxa" w:w="914"/>
+            <w:tcW w:type="dxa" w:w="907"/>
             <w:tcBorders>
               <w:top w:val="single" w:color="BFC9D6" w:sz="4"/>
               <w:left w:val="single" w:color="BFC9D6" w:sz="4"/>
@@ -7941,7 +7974,7 @@
         </w:tc>
         <w:tc>
           <w:tcPr>
-            <w:tcW w:type="dxa" w:w="2648"/>
+            <w:tcW w:type="dxa" w:w="2557"/>
             <w:tcBorders>
               <w:top w:val="single" w:color="BFC9D6" w:sz="4"/>
               <w:left w:val="single" w:color="BFC9D6" w:sz="4"/>
@@ -7978,7 +8011,7 @@
         </w:tc>
         <w:tc>
           <w:tcPr>
-            <w:tcW w:type="dxa" w:w="3560"/>
+            <w:tcW w:type="dxa" w:w="3679"/>
             <w:tcBorders>
               <w:top w:val="single" w:color="BFC9D6" w:sz="4"/>
               <w:left w:val="single" w:color="BFC9D6" w:sz="4"/>
@@ -8015,7 +8048,7 @@
         </w:tc>
         <w:tc>
           <w:tcPr>
-            <w:tcW w:type="dxa" w:w="914"/>
+            <w:tcW w:type="dxa" w:w="907"/>
             <w:tcBorders>
               <w:top w:val="single" w:color="BFC9D6" w:sz="4"/>
               <w:left w:val="single" w:color="BFC9D6" w:sz="4"/>
@@ -8052,7 +8085,7 @@
         </w:tc>
         <w:tc>
           <w:tcPr>
-            <w:tcW w:type="dxa" w:w="914"/>
+            <w:tcW w:type="dxa" w:w="907"/>
             <w:tcBorders>
               <w:top w:val="single" w:color="BFC9D6" w:sz="4"/>
               <w:left w:val="single" w:color="BFC9D6" w:sz="4"/>
@@ -22519,7 +22552,7 @@
                 <w:szCs w:val="18"/>
                 <w:rtl/>
               </w:rPr>
-              <w:t xml:space="preserve">أهداف مقترحة RPO ≤ 15 دقيقة وRTO ≤ 4 ساعات (docs/10-detailed-analysis/00-overview-and-cross-cutting.md:169)</w:t>
+              <w:t xml:space="preserve">أهداف معتمدة RPO ≤ 15 دقيقة وRTO ≤ 4 ساعات (DQ-S09-1، 2026-10-12)</w:t>
             </w:r>
           </w:p>
         </w:tc>
@@ -22556,7 +22589,7 @@
                 <w:szCs w:val="18"/>
                 <w:rtl/>
               </w:rPr>
-              <w:t xml:space="preserve">لا خطة منفّذة (O-14 في 20-database-design)</w:t>
+              <w:t xml:space="preserve">الخطة في DOC-S09، ولم تُنفَّذ ولم تُقَس بعد</w:t>
             </w:r>
           </w:p>
         </w:tc>
